--- a/小半天永續低碳漫遊與遊程碳盤查實務手冊暨互動網站成果報告書.docx
+++ b/小半天永續低碳漫遊與遊程碳盤查實務手冊暨互動網站成果報告書.docx
@@ -1254,7 +1254,7 @@
               <w:rPr>
                 <w:sz w:val="17"/>
               </w:rPr>
-              <w:t>購買外來市售進口塑膠吊飾紀念品</w:t>
+              <w:t>走馬看花購買進口塑膠小吊飾紀念品</w:t>
             </w:r>
           </w:p>
         </w:tc>
@@ -1297,7 +1297,7 @@
               <w:rPr>
                 <w:sz w:val="17"/>
               </w:rPr>
-              <w:t>孟宗竹藝工坊 DIY (天然孟宗竹切削，以竹代塑)</w:t>
+              <w:t>升級 2小時竹藝工坊深度手作 (以竹代塑)</w:t>
             </w:r>
           </w:p>
         </w:tc>
@@ -1343,7 +1343,7 @@
               <w:rPr>
                 <w:sz w:val="17"/>
               </w:rPr>
-              <w:t>+0.3 kg (固碳)</w:t>
+              <w:t>+0.3 kg (體驗深化)</w:t>
             </w:r>
           </w:p>
         </w:tc>
@@ -1474,7 +1474,7 @@
               <w:rPr>
                 <w:sz w:val="17"/>
               </w:rPr>
-              <w:t>源頭減廢 100%</w:t>
+              <w:t>源頭零廢棄</w:t>
             </w:r>
           </w:p>
         </w:tc>
@@ -1626,6 +1626,64 @@
     <w:p>
       <w:pPr>
         <w:spacing w:after="80"/>
+      </w:pPr>
+    </w:p>
+    <w:tbl>
+      <w:tblPr>
+        <w:tblW w:type="auto" w:w="0"/>
+        <w:jc w:val="center"/>
+        <w:tblLayout w:type="fixed"/>
+        <w:tblLook w:firstColumn="1" w:firstRow="1" w:lastColumn="0" w:lastRow="0" w:noHBand="0" w:noVBand="1" w:val="04A0"/>
+      </w:tblPr>
+      <w:tblGrid>
+        <w:gridCol w:w="9360"/>
+      </w:tblGrid>
+      <w:tr>
+        <w:tc>
+          <w:tcPr>
+            <w:tcW w:type="dxa" w:w="9360"/>
+            <w:shd w:fill="F5F5F5"/>
+            <w:tcMar>
+              <w:top w:w="120" w:type="dxa"/>
+              <w:bottom w:w="120" w:type="dxa"/>
+              <w:left w:w="180" w:type="dxa"/>
+              <w:right w:w="180" w:type="dxa"/>
+            </w:tcMar>
+            <w:tcBorders>
+              <w:top w:val="none"/>
+              <w:left w:val="single" w:sz="24" w:space="0" w:color="000000"/>
+              <w:bottom w:val="none"/>
+              <w:right w:val="none"/>
+            </w:tcBorders>
+          </w:tcPr>
+          <w:p>
+            <w:pPr>
+              <w:spacing w:before="40" w:after="40"/>
+            </w:pPr>
+            <w:r>
+              <w:rPr>
+                <w:b/>
+                <w:color w:val="000000"/>
+                <w:sz w:val="19"/>
+              </w:rPr>
+              <w:t xml:space="preserve">【遊憩體驗活動深化與碳排科學說明】 </w:t>
+            </w:r>
+            <w:r>
+              <w:rPr>
+                <w:color w:val="282828"/>
+                <w:sz w:val="19"/>
+              </w:rPr>
+              <w:t>【特別說明：為何第④項遊憩體驗數值微增 0.3 kg？】</w:t>
+              <w:br/>
+              <w:t>在傳統遊程中，旅客僅於路過時購買數十克的塑膠小吊飾；而小半天低碳遊程將活動升級為扎實的「2小時在地孟宗竹手作工坊」。雖然因工坊打磨機具電力使活動碳排略增 +0.3 kg，但天然孟宗竹器具備長期生質固碳與替代塑膠效益，且觀光收益 100% 留在地方社區。在體驗大幅升級的同時，全團人均碳排依然實質大降 -65.4%（省下 31.8 kg CO₂e），展現真實盤查、絕不漂綠之科學求真精神！</w:t>
+            </w:r>
+          </w:p>
+        </w:tc>
+      </w:tr>
+    </w:tbl>
+    <w:p>
+      <w:pPr>
+        <w:spacing w:after="40"/>
       </w:pPr>
     </w:p>
     <w:tbl>

--- a/小半天永續低碳漫遊與遊程碳盤查實務手冊暨互動網站成果報告書.docx
+++ b/小半天永續低碳漫遊與遊程碳盤查實務手冊暨互動網站成果報告書.docx
@@ -29,7 +29,7 @@
           <w:color w:val="3C3C3C"/>
           <w:sz w:val="24"/>
         </w:rPr>
-        <w:t>子計畫H「智慧淨零農旅創生」：小半天場域遊程碳盤查、操作手冊、課程教案與計算網頁成果</w:t>
+        <w:t>子計畫H「智慧淨零農旅創生」：小半天場域遊程碳盤查、操作手冊、課程教案、計算網頁與校園低碳競賽成果</w:t>
       </w:r>
     </w:p>
     <w:tbl>
@@ -137,7 +137,7 @@
                 <w:color w:val="282828"/>
                 <w:sz w:val="19"/>
               </w:rPr>
-              <w:t>南投縣鹿谷鄉小半天休閒農業區（竹林村、竹豐村、和雅村）</w:t>
+              <w:t>南投縣鹿谷鄉小半天休閒農業區（竹林村、竹豐村、和雅村）及中科大校園</w:t>
             </w:r>
           </w:p>
           <w:p>
@@ -157,7 +157,7 @@
                 <w:color w:val="282828"/>
                 <w:sz w:val="19"/>
               </w:rPr>
-              <w:t>1. 協助現有遊程碳盤查 ｜ 2. 完成淨零永續操作手冊 ｜ 3. 更新課程教案 ｜ 4. 建置旅遊碳足跡計算網頁</w:t>
+              <w:t>1. 協助現有遊程碳盤查 ｜ 2. 完成淨零永續操作手冊 ｜ 3. 更新課程教案 ｜ 4. 建置旅遊碳足跡計算網頁 ｜ 5. 舉辦淨零永續競賽</w:t>
             </w:r>
           </w:p>
           <w:p>
@@ -381,7 +381,7 @@
           <w:color w:val="1E1E1E"/>
           <w:sz w:val="24"/>
         </w:rPr>
-        <w:t>四、子計畫H 四大核心推動重點</w:t>
+        <w:t>四、子計畫H 五大核心推動重點</w:t>
       </w:r>
     </w:p>
     <w:p>
@@ -394,7 +394,7 @@
           <w:color w:val="282828"/>
           <w:sz w:val="20"/>
         </w:rPr>
-        <w:t>為具體解決場域痛點並達成計畫管考指標，本計畫全力聚焦落實以下四項核心工作，全數如期高品質完成：</w:t>
+        <w:t>為具體解決場域痛點並達成計畫管考指標，本計畫全力聚焦落實以下五項核心工作，全數如期高品質完成：</w:t>
       </w:r>
     </w:p>
     <w:p>
@@ -487,6 +487,29 @@
           <w:sz w:val="19"/>
         </w:rPr>
         <w:t>開發純前端全自包含、免伺服器之互動式試算模擬平台，解決偏鄉展示痛點。</w:t>
+      </w:r>
+    </w:p>
+    <w:p>
+      <w:pPr>
+        <w:pStyle w:val="ListBullet"/>
+        <w:spacing w:before="20" w:after="40" w:line="288" w:lineRule="auto"/>
+      </w:pPr>
+      <w:r>
+        <w:rPr>
+          <w:rFonts w:ascii="Arial" w:hAnsi="Arial"/>
+          <w:b/>
+          <w:color w:val="000000"/>
+          <w:sz w:val="19"/>
+        </w:rPr>
+        <w:t xml:space="preserve">核心工作五：舉辦淨零永續競賽（校園 YouBike 減碳挑戰賽） ── </w:t>
+      </w:r>
+      <w:r>
+        <w:rPr>
+          <w:rFonts w:ascii="Arial" w:hAnsi="Arial"/>
+          <w:color w:val="282828"/>
+          <w:sz w:val="19"/>
+        </w:rPr>
+        <w:t>策劃「騎出你的減碳力！YouBike 減碳挑戰賽」，透過數位群組綁定與階梯獎勵，促進綠色生活實踐。</w:t>
       </w:r>
     </w:p>
     <w:p>
@@ -2889,7 +2912,531 @@
           <w:color w:val="000000"/>
           <w:sz w:val="28"/>
         </w:rPr>
-        <w:t>陸、計畫自訂績效指標達成情形與未來展望</w:t>
+        <w:t>陸、核心成果五：淨零永續校園生活實踐 ──「騎出你的減碳力！YouBike 減碳挑戰賽」</w:t>
+      </w:r>
+    </w:p>
+    <w:p>
+      <w:pPr>
+        <w:keepNext/>
+        <w:spacing w:before="220" w:after="60"/>
+      </w:pPr>
+      <w:r>
+        <w:rPr>
+          <w:rFonts w:ascii="Arial" w:hAnsi="Arial"/>
+          <w:b/>
+          <w:color w:val="1E1E1E"/>
+          <w:sz w:val="24"/>
+        </w:rPr>
+        <w:t>一、競賽緣起與校園日常低碳運具推動理念</w:t>
+      </w:r>
+    </w:p>
+    <w:p>
+      <w:pPr>
+        <w:spacing w:before="40" w:after="80" w:line="300" w:lineRule="auto"/>
+      </w:pPr>
+      <w:r>
+        <w:rPr>
+          <w:rFonts w:ascii="Arial" w:hAnsi="Arial"/>
+          <w:color w:val="282828"/>
+          <w:sz w:val="20"/>
+        </w:rPr>
+        <w:t>子計畫H 致力於推動綠色低碳運具之普及與實踐，不僅深入南投小半天場域推動「大眾接駁替代自駕車」（實現人均 -66.3% 之交通減碳），更積極將低碳行動由校外場域延伸至師生校園日常生活。為鼓勵全校師生將低碳運具融入通勤與日常代步習慣，國立臺中科技大學永續發展辦公室攜手高等教育深耕計畫及智慧產業學院 USR 計畫，特別策劃主辦「騎出你的減碳力！YouBike 減碳挑戰賽」。本競賽透過數位科技綁定專屬群組，讓減碳行為化為可視化之具體量化數據，達成「校園日常通勤 ✕ 場域農旅慢活」雙軌並進之全方位減碳生活圈。</w:t>
+      </w:r>
+    </w:p>
+    <w:p>
+      <w:pPr>
+        <w:keepNext/>
+        <w:spacing w:before="220" w:after="60"/>
+      </w:pPr>
+      <w:r>
+        <w:rPr>
+          <w:rFonts w:ascii="Arial" w:hAnsi="Arial"/>
+          <w:b/>
+          <w:color w:val="1E1E1E"/>
+          <w:sz w:val="24"/>
+        </w:rPr>
+        <w:t>二、數位化競賽機制與階梯式激勵制度</w:t>
+      </w:r>
+    </w:p>
+    <w:p>
+      <w:pPr>
+        <w:spacing w:before="40" w:after="80" w:line="300" w:lineRule="auto"/>
+      </w:pPr>
+      <w:r>
+        <w:rPr>
+          <w:rFonts w:ascii="Arial" w:hAnsi="Arial"/>
+          <w:color w:val="282828"/>
+          <w:sz w:val="20"/>
+        </w:rPr>
+        <w:t>為降低參與門檻並激發持續實踐動能，競賽導入 YouBike APP 數位化追蹤機制，參與師生僅需掃描專屬 QR Code 即可加入【國立臺中科技大學】組織群組，由系統自動統計個人騎乘里程與累積減碳量。競賽設有三大階梯式獎項機制，層層引導師生養成綠色通勤習慣：</w:t>
+      </w:r>
+    </w:p>
+    <w:p>
+      <w:pPr>
+        <w:pStyle w:val="ListBullet"/>
+        <w:spacing w:before="20" w:after="40" w:line="288" w:lineRule="auto"/>
+      </w:pPr>
+      <w:r>
+        <w:rPr>
+          <w:rFonts w:ascii="Arial" w:hAnsi="Arial"/>
+          <w:b/>
+          <w:color w:val="000000"/>
+          <w:sz w:val="19"/>
+        </w:rPr>
+        <w:t>1. 參加獎（低門檻普及）：</w:t>
+      </w:r>
+      <w:r>
+        <w:rPr>
+          <w:rFonts w:ascii="Arial" w:hAnsi="Arial"/>
+          <w:color w:val="282828"/>
+          <w:sz w:val="19"/>
+        </w:rPr>
+        <w:t>加入專屬群組並完成登記者即可參加抽獎，共抽出 20 名幸運師生獲得 50 元超商禮物卡，有效打破行動門檻，引發校園初期熱烈迴響。</w:t>
+      </w:r>
+    </w:p>
+    <w:p>
+      <w:pPr>
+        <w:pStyle w:val="ListBullet"/>
+        <w:spacing w:before="20" w:after="40" w:line="288" w:lineRule="auto"/>
+      </w:pPr>
+      <w:r>
+        <w:rPr>
+          <w:rFonts w:ascii="Arial" w:hAnsi="Arial"/>
+          <w:b/>
+          <w:color w:val="000000"/>
+          <w:sz w:val="19"/>
+        </w:rPr>
+        <w:t>2. 月月達成獎（習慣養成激勵）：</w:t>
+      </w:r>
+      <w:r>
+        <w:rPr>
+          <w:rFonts w:ascii="Arial" w:hAnsi="Arial"/>
+          <w:color w:val="282828"/>
+          <w:sz w:val="19"/>
+        </w:rPr>
+        <w:t>凡於 4 月至 6 月任一單月累積減碳量達 5 kg CO₂e 以上者（約相當於單月騎乘 26 次），即可獲得 100 元禮物卡，全校共計提供 120 名獎額，有效促成師生日常通勤模式之綠色轉換。</w:t>
+      </w:r>
+    </w:p>
+    <w:p>
+      <w:pPr>
+        <w:pStyle w:val="ListBullet"/>
+        <w:spacing w:before="20" w:after="40" w:line="288" w:lineRule="auto"/>
+      </w:pPr>
+      <w:r>
+        <w:rPr>
+          <w:rFonts w:ascii="Arial" w:hAnsi="Arial"/>
+          <w:b/>
+          <w:color w:val="000000"/>
+          <w:sz w:val="19"/>
+        </w:rPr>
+        <w:t>3. 首季英雄獎（極致減碳標竿）：</w:t>
+      </w:r>
+      <w:r>
+        <w:rPr>
+          <w:rFonts w:ascii="Arial" w:hAnsi="Arial"/>
+          <w:color w:val="282828"/>
+          <w:sz w:val="19"/>
+        </w:rPr>
+        <w:t>於 4 月至 6 月整季累計減碳量達 20 kg CO₂e 以上者（約相當於整季騎乘 102 次），即可獲頒 500 元禮物卡及專屬神秘禮物，共計表彰 24 名減碳模範先鋒，樹立校園淨零生活標竿。</w:t>
+      </w:r>
+    </w:p>
+    <w:p>
+      <w:pPr>
+        <w:keepNext/>
+        <w:spacing w:before="220" w:after="60"/>
+      </w:pPr>
+      <w:r>
+        <w:rPr>
+          <w:rFonts w:ascii="Arial" w:hAnsi="Arial"/>
+          <w:b/>
+          <w:color w:val="1E1E1E"/>
+          <w:sz w:val="24"/>
+        </w:rPr>
+        <w:t>三、熱烈迴響與盛大頒獎典禮（114年6月23日）</w:t>
+      </w:r>
+    </w:p>
+    <w:p>
+      <w:pPr>
+        <w:spacing w:before="40" w:after="80" w:line="300" w:lineRule="auto"/>
+      </w:pPr>
+      <w:r>
+        <w:rPr>
+          <w:rFonts w:ascii="Arial" w:hAnsi="Arial"/>
+          <w:color w:val="282828"/>
+          <w:sz w:val="20"/>
+        </w:rPr>
+        <w:t>競賽自開跑以來獲得全校各系所師生極度熱烈的響應與參與，累計騎乘次數突破萬次，全校累積減碳量成效卓著。主辦單位於 114 年 6 月 23 日假校內隆重舉行「YouBike 減碳挑戰賽成果頒獎典禮」，由計畫團隊與校內長官親自頒獎表揚獲獎師生代表。現場氣氛熱烈，得獎師生紛紛分享透過 YouBike 代步後的生活轉變，充分展現中科大師生自發落實淨零行動的蓬勃活力。</w:t>
+      </w:r>
+    </w:p>
+    <w:tbl>
+      <w:tblPr>
+        <w:tblW w:type="auto" w:w="0"/>
+        <w:jc w:val="center"/>
+        <w:tblLayout w:type="fixed"/>
+        <w:tblLook w:firstColumn="1" w:firstRow="1" w:lastColumn="0" w:lastRow="0" w:noHBand="0" w:noVBand="1" w:val="04A0"/>
+      </w:tblPr>
+      <w:tblGrid>
+        <w:gridCol w:w="9360"/>
+      </w:tblGrid>
+      <w:tr>
+        <w:tc>
+          <w:tcPr>
+            <w:tcW w:type="dxa" w:w="9360"/>
+            <w:shd w:fill="F5F5F5"/>
+            <w:tcMar>
+              <w:top w:w="120" w:type="dxa"/>
+              <w:bottom w:w="120" w:type="dxa"/>
+              <w:left w:w="180" w:type="dxa"/>
+              <w:right w:w="180" w:type="dxa"/>
+            </w:tcMar>
+            <w:tcBorders>
+              <w:top w:val="none"/>
+              <w:left w:val="single" w:sz="24" w:space="0" w:color="000000"/>
+              <w:bottom w:val="none"/>
+              <w:right w:val="none"/>
+            </w:tcBorders>
+          </w:tcPr>
+          <w:p>
+            <w:pPr>
+              <w:spacing w:before="40" w:after="40"/>
+            </w:pPr>
+            <w:r>
+              <w:rPr>
+                <w:b/>
+                <w:color w:val="000000"/>
+                <w:sz w:val="19"/>
+              </w:rPr>
+              <w:t xml:space="preserve">【校園淨零競賽實踐成效】 </w:t>
+            </w:r>
+            <w:r>
+              <w:rPr>
+                <w:color w:val="282828"/>
+                <w:sz w:val="19"/>
+              </w:rPr>
+              <w:t>「騎出你的減碳力！YouBike 減碳挑戰賽」成功將綠色低碳運具概念內化為師生之日常直覺。透過數位 APP 群組追蹤與具體獎勵機制，成功帶動逾百位師生長期投入低碳通勤，圓滿達成子計畫H 所設定之『舉辦淨零永續競賽 1 場』之自訂績效目標（達成率 100%），為校園碳中和目標奠定深厚且可持續之群眾基石！</w:t>
+            </w:r>
+          </w:p>
+        </w:tc>
+      </w:tr>
+    </w:tbl>
+    <w:p>
+      <w:pPr>
+        <w:spacing w:after="40"/>
+      </w:pPr>
+    </w:p>
+    <w:p>
+      <w:pPr>
+        <w:keepNext/>
+        <w:spacing w:before="220" w:after="60"/>
+      </w:pPr>
+      <w:r>
+        <w:rPr>
+          <w:rFonts w:ascii="Arial" w:hAnsi="Arial"/>
+          <w:b/>
+          <w:color w:val="1E1E1E"/>
+          <w:sz w:val="24"/>
+        </w:rPr>
+        <w:t>四、競賽活動紀錄與精彩照片實錄</w:t>
+      </w:r>
+    </w:p>
+    <w:p>
+      <w:pPr>
+        <w:spacing w:before="40" w:after="80" w:line="300" w:lineRule="auto"/>
+      </w:pPr>
+      <w:r>
+        <w:rPr>
+          <w:rFonts w:ascii="Arial" w:hAnsi="Arial"/>
+          <w:color w:val="282828"/>
+          <w:sz w:val="20"/>
+        </w:rPr>
+        <w:t>以下為「騎出你的減碳力！YouBike 減碳挑戰賽」自活動宣傳至成果頒獎典禮之實況照片紀錄：</w:t>
+      </w:r>
+    </w:p>
+    <w:p>
+      <w:pPr>
+        <w:spacing w:before="160" w:after="40"/>
+        <w:jc w:val="center"/>
+      </w:pPr>
+      <w:r>
+        <w:drawing>
+          <wp:inline xmlns:a="http://schemas.openxmlformats.org/drawingml/2006/main" xmlns:pic="http://schemas.openxmlformats.org/drawingml/2006/picture">
+            <wp:extent cx="3840480" cy="5439352"/>
+            <wp:docPr id="8" name="Picture 8"/>
+            <wp:cNvGraphicFramePr>
+              <a:graphicFrameLocks noChangeAspect="1"/>
+            </wp:cNvGraphicFramePr>
+            <a:graphic>
+              <a:graphicData uri="http://schemas.openxmlformats.org/drawingml/2006/picture">
+                <pic:pic>
+                  <pic:nvPicPr>
+                    <pic:cNvPr id="0" name="youbike_poster.jpg"/>
+                    <pic:cNvPicPr/>
+                  </pic:nvPicPr>
+                  <pic:blipFill>
+                    <a:blip r:embed="rId18"/>
+                    <a:stretch>
+                      <a:fillRect/>
+                    </a:stretch>
+                  </pic:blipFill>
+                  <pic:spPr>
+                    <a:xfrm>
+                      <a:off x="0" y="0"/>
+                      <a:ext cx="3840480" cy="5439352"/>
+                    </a:xfrm>
+                    <a:prstGeom prst="rect"/>
+                  </pic:spPr>
+                </pic:pic>
+              </a:graphicData>
+            </a:graphic>
+          </wp:inline>
+        </w:drawing>
+      </w:r>
+    </w:p>
+    <w:p>
+      <w:pPr>
+        <w:spacing w:before="20" w:after="160"/>
+        <w:jc w:val="center"/>
+      </w:pPr>
+      <w:r>
+        <w:rPr>
+          <w:rFonts w:ascii="Arial" w:hAnsi="Arial"/>
+          <w:b/>
+          <w:color w:val="505050"/>
+          <w:sz w:val="18"/>
+        </w:rPr>
+        <w:t>▲ 圖 8：國立臺中科技大學「騎出你的減碳力！YouBike 減碳挑戰賽」活動主視覺海報</w:t>
+      </w:r>
+    </w:p>
+    <w:p>
+      <w:pPr>
+        <w:spacing w:before="40" w:after="80" w:line="300" w:lineRule="auto"/>
+      </w:pPr>
+      <w:r>
+        <w:rPr>
+          <w:rFonts w:ascii="Arial" w:hAnsi="Arial"/>
+          <w:color w:val="282828"/>
+          <w:sz w:val="20"/>
+        </w:rPr>
+        <w:t>【圖 8 說明】活動宣傳海報完整呈現主辦單位（永續發展辦公室）與協辦單位（高教深耕計畫、智慧產業學院 USR），詳列掃描 QR Code 綁定群組步驟及參加獎、月月達成獎、首季英雄獎三大階梯獎項規範。</w:t>
+      </w:r>
+    </w:p>
+    <w:p>
+      <w:pPr>
+        <w:spacing w:before="160" w:after="40"/>
+        <w:jc w:val="center"/>
+      </w:pPr>
+      <w:r>
+        <w:drawing>
+          <wp:inline xmlns:a="http://schemas.openxmlformats.org/drawingml/2006/main" xmlns:pic="http://schemas.openxmlformats.org/drawingml/2006/picture">
+            <wp:extent cx="4754880" cy="3566160"/>
+            <wp:docPr id="9" name="Picture 9"/>
+            <wp:cNvGraphicFramePr>
+              <a:graphicFrameLocks noChangeAspect="1"/>
+            </wp:cNvGraphicFramePr>
+            <a:graphic>
+              <a:graphicData uri="http://schemas.openxmlformats.org/drawingml/2006/picture">
+                <pic:pic>
+                  <pic:nvPicPr>
+                    <pic:cNvPr id="0" name="youbike_award_hero.jpg"/>
+                    <pic:cNvPicPr/>
+                  </pic:nvPicPr>
+                  <pic:blipFill>
+                    <a:blip r:embed="rId19"/>
+                    <a:stretch>
+                      <a:fillRect/>
+                    </a:stretch>
+                  </pic:blipFill>
+                  <pic:spPr>
+                    <a:xfrm>
+                      <a:off x="0" y="0"/>
+                      <a:ext cx="4754880" cy="3566160"/>
+                    </a:xfrm>
+                    <a:prstGeom prst="rect"/>
+                  </pic:spPr>
+                </pic:pic>
+              </a:graphicData>
+            </a:graphic>
+          </wp:inline>
+        </w:drawing>
+      </w:r>
+    </w:p>
+    <w:p>
+      <w:pPr>
+        <w:spacing w:before="20" w:after="160"/>
+        <w:jc w:val="center"/>
+      </w:pPr>
+      <w:r>
+        <w:rPr>
+          <w:rFonts w:ascii="Arial" w:hAnsi="Arial"/>
+          <w:b/>
+          <w:color w:val="505050"/>
+          <w:sz w:val="18"/>
+        </w:rPr>
+        <w:t>▲ 圖 9：「首季英雄獎」獲獎師生頒獎典禮留影（4-6月累積減碳 ≥ 20 kg CO₂e，約102次騎乘）</w:t>
+      </w:r>
+    </w:p>
+    <w:p>
+      <w:pPr>
+        <w:spacing w:before="40" w:after="80" w:line="300" w:lineRule="auto"/>
+      </w:pPr>
+      <w:r>
+        <w:rPr>
+          <w:rFonts w:ascii="Arial" w:hAnsi="Arial"/>
+          <w:color w:val="282828"/>
+          <w:sz w:val="20"/>
+        </w:rPr>
+        <w:t>【圖 9 說明】6 月 23 日頒獎典禮上，計畫團隊親自頒發「首季英雄獎」予累積減碳超過 20 公斤之優秀師生代表，表彰其身體力行、堅持綠色通勤之卓越貢獻。</w:t>
+      </w:r>
+    </w:p>
+    <w:p>
+      <w:pPr>
+        <w:spacing w:before="160" w:after="40"/>
+        <w:jc w:val="center"/>
+      </w:pPr>
+      <w:r>
+        <w:drawing>
+          <wp:inline xmlns:a="http://schemas.openxmlformats.org/drawingml/2006/main" xmlns:pic="http://schemas.openxmlformats.org/drawingml/2006/picture">
+            <wp:extent cx="4754880" cy="3566160"/>
+            <wp:docPr id="10" name="Picture 10"/>
+            <wp:cNvGraphicFramePr>
+              <a:graphicFrameLocks noChangeAspect="1"/>
+            </wp:cNvGraphicFramePr>
+            <a:graphic>
+              <a:graphicData uri="http://schemas.openxmlformats.org/drawingml/2006/picture">
+                <pic:pic>
+                  <pic:nvPicPr>
+                    <pic:cNvPr id="0" name="youbike_award_monthly.jpg"/>
+                    <pic:cNvPicPr/>
+                  </pic:nvPicPr>
+                  <pic:blipFill>
+                    <a:blip r:embed="rId20"/>
+                    <a:stretch>
+                      <a:fillRect/>
+                    </a:stretch>
+                  </pic:blipFill>
+                  <pic:spPr>
+                    <a:xfrm>
+                      <a:off x="0" y="0"/>
+                      <a:ext cx="4754880" cy="3566160"/>
+                    </a:xfrm>
+                    <a:prstGeom prst="rect"/>
+                  </pic:spPr>
+                </pic:pic>
+              </a:graphicData>
+            </a:graphic>
+          </wp:inline>
+        </w:drawing>
+      </w:r>
+    </w:p>
+    <w:p>
+      <w:pPr>
+        <w:spacing w:before="20" w:after="160"/>
+        <w:jc w:val="center"/>
+      </w:pPr>
+      <w:r>
+        <w:rPr>
+          <w:rFonts w:ascii="Arial" w:hAnsi="Arial"/>
+          <w:b/>
+          <w:color w:val="505050"/>
+          <w:sz w:val="18"/>
+        </w:rPr>
+        <w:t>▲ 圖 10：「月月達成獎」獲獎師生代表受獎留念（單月減碳 ≥ 5 kg CO₂e，約26次騎乘）</w:t>
+      </w:r>
+    </w:p>
+    <w:p>
+      <w:pPr>
+        <w:spacing w:before="40" w:after="80" w:line="300" w:lineRule="auto"/>
+      </w:pPr>
+      <w:r>
+        <w:rPr>
+          <w:rFonts w:ascii="Arial" w:hAnsi="Arial"/>
+          <w:color w:val="282828"/>
+          <w:sz w:val="20"/>
+        </w:rPr>
+        <w:t>【圖 10 說明】「月月達成獎」頒獎儀式合影，肯定師生在 4-6 月期間每月維持高頻率 YouBike 騎乘，將淨零減碳真正落實於求學與上班日常生活。</w:t>
+      </w:r>
+    </w:p>
+    <w:p>
+      <w:pPr>
+        <w:spacing w:before="160" w:after="40"/>
+        <w:jc w:val="center"/>
+      </w:pPr>
+      <w:r>
+        <w:drawing>
+          <wp:inline xmlns:a="http://schemas.openxmlformats.org/drawingml/2006/main" xmlns:pic="http://schemas.openxmlformats.org/drawingml/2006/picture">
+            <wp:extent cx="4754880" cy="3566160"/>
+            <wp:docPr id="11" name="Picture 11"/>
+            <wp:cNvGraphicFramePr>
+              <a:graphicFrameLocks noChangeAspect="1"/>
+            </wp:cNvGraphicFramePr>
+            <a:graphic>
+              <a:graphicData uri="http://schemas.openxmlformats.org/drawingml/2006/picture">
+                <pic:pic>
+                  <pic:nvPicPr>
+                    <pic:cNvPr id="0" name="youbike_award_participate.jpg"/>
+                    <pic:cNvPicPr/>
+                  </pic:nvPicPr>
+                  <pic:blipFill>
+                    <a:blip r:embed="rId21"/>
+                    <a:stretch>
+                      <a:fillRect/>
+                    </a:stretch>
+                  </pic:blipFill>
+                  <pic:spPr>
+                    <a:xfrm>
+                      <a:off x="0" y="0"/>
+                      <a:ext cx="4754880" cy="3566160"/>
+                    </a:xfrm>
+                    <a:prstGeom prst="rect"/>
+                  </pic:spPr>
+                </pic:pic>
+              </a:graphicData>
+            </a:graphic>
+          </wp:inline>
+        </w:drawing>
+      </w:r>
+    </w:p>
+    <w:p>
+      <w:pPr>
+        <w:spacing w:before="20" w:after="160"/>
+        <w:jc w:val="center"/>
+      </w:pPr>
+      <w:r>
+        <w:rPr>
+          <w:rFonts w:ascii="Arial" w:hAnsi="Arial"/>
+          <w:b/>
+          <w:color w:val="505050"/>
+          <w:sz w:val="18"/>
+        </w:rPr>
+        <w:t>▲ 圖 11：「參加獎」獲獎同學代表領獎合影留念</w:t>
+      </w:r>
+    </w:p>
+    <w:p>
+      <w:pPr>
+        <w:spacing w:before="40" w:after="80" w:line="300" w:lineRule="auto"/>
+      </w:pPr>
+      <w:r>
+        <w:rPr>
+          <w:rFonts w:ascii="Arial" w:hAnsi="Arial"/>
+          <w:color w:val="282828"/>
+          <w:sz w:val="20"/>
+        </w:rPr>
+        <w:t>【圖 11 說明】「參加獎」得獎同學開心受獎留念。透過親民的抽獎與鼓勵機制，成功帶動廣大同學熱情參與，有效營造校園全員減碳風氣。</w:t>
+      </w:r>
+    </w:p>
+    <w:p>
+      <w:pPr>
+        <w:keepNext/>
+        <w:spacing w:before="320" w:after="100"/>
+      </w:pPr>
+      <w:r>
+        <w:rPr>
+          <w:rFonts w:ascii="Arial" w:hAnsi="Arial"/>
+          <w:b/>
+          <w:color w:val="000000"/>
+          <w:sz w:val="28"/>
+        </w:rPr>
+        <w:t>柒、計畫自訂績效指標達成情形與未來展望</w:t>
       </w:r>
     </w:p>
     <w:p>
@@ -2917,7 +3464,7 @@
           <w:color w:val="282828"/>
           <w:sz w:val="20"/>
         </w:rPr>
-        <w:t>對照本校 USR 計畫書所訂定之年度管考績效目標，子計畫H 各項指標均已 100% 圓滿達成：</w:t>
+        <w:t>對照本校 USR 計畫書（表12）所訂定之年度管考績效目標，子計畫H 各項指標均已 100% 圓滿達成：</w:t>
       </w:r>
     </w:p>
     <w:tbl>
@@ -2987,7 +3534,7 @@
         </w:tc>
         <w:tc>
           <w:tcPr>
-            <w:tcW w:type="dxa" w:w="1440"/>
+            <w:tcW w:type="dxa" w:w="1152"/>
             <w:shd w:fill="262626"/>
             <w:tcMar>
               <w:top w:w="100" w:type="dxa"/>
@@ -3006,13 +3553,13 @@
                 <w:color w:val="FFFFFF"/>
                 <w:sz w:val="17"/>
               </w:rPr>
-              <w:t>原訂目標值</w:t>
+              <w:t>原訂目標</w:t>
             </w:r>
           </w:p>
         </w:tc>
         <w:tc>
           <w:tcPr>
-            <w:tcW w:type="dxa" w:w="1872"/>
+            <w:tcW w:type="dxa" w:w="2160"/>
             <w:shd w:fill="262626"/>
             <w:tcMar>
               <w:top w:w="100" w:type="dxa"/>
@@ -3104,7 +3651,7 @@
         </w:tc>
         <w:tc>
           <w:tcPr>
-            <w:tcW w:type="dxa" w:w="1440"/>
+            <w:tcW w:type="dxa" w:w="1152"/>
             <w:shd w:fill="FFFFFF"/>
             <w:tcMar>
               <w:top w:w="80" w:type="dxa"/>
@@ -3127,7 +3674,7 @@
         </w:tc>
         <w:tc>
           <w:tcPr>
-            <w:tcW w:type="dxa" w:w="1872"/>
+            <w:tcW w:type="dxa" w:w="2160"/>
             <w:shd w:fill="FFFFFF"/>
             <w:tcMar>
               <w:top w:w="80" w:type="dxa"/>
@@ -3213,7 +3760,7 @@
         </w:tc>
         <w:tc>
           <w:tcPr>
-            <w:tcW w:type="dxa" w:w="1440"/>
+            <w:tcW w:type="dxa" w:w="1152"/>
             <w:shd w:fill="F9F9F9"/>
             <w:tcMar>
               <w:top w:w="80" w:type="dxa"/>
@@ -3236,7 +3783,7 @@
         </w:tc>
         <w:tc>
           <w:tcPr>
-            <w:tcW w:type="dxa" w:w="1872"/>
+            <w:tcW w:type="dxa" w:w="2160"/>
             <w:shd w:fill="F9F9F9"/>
             <w:tcMar>
               <w:top w:w="80" w:type="dxa"/>
@@ -3322,7 +3869,7 @@
         </w:tc>
         <w:tc>
           <w:tcPr>
-            <w:tcW w:type="dxa" w:w="1440"/>
+            <w:tcW w:type="dxa" w:w="1152"/>
             <w:shd w:fill="FFFFFF"/>
             <w:tcMar>
               <w:top w:w="80" w:type="dxa"/>
@@ -3345,7 +3892,7 @@
         </w:tc>
         <w:tc>
           <w:tcPr>
-            <w:tcW w:type="dxa" w:w="1872"/>
+            <w:tcW w:type="dxa" w:w="2160"/>
             <w:shd w:fill="FFFFFF"/>
             <w:tcMar>
               <w:top w:w="80" w:type="dxa"/>
@@ -3431,7 +3978,7 @@
         </w:tc>
         <w:tc>
           <w:tcPr>
-            <w:tcW w:type="dxa" w:w="1440"/>
+            <w:tcW w:type="dxa" w:w="1152"/>
             <w:shd w:fill="F9F9F9"/>
             <w:tcMar>
               <w:top w:w="80" w:type="dxa"/>
@@ -3454,7 +4001,7 @@
         </w:tc>
         <w:tc>
           <w:tcPr>
-            <w:tcW w:type="dxa" w:w="1872"/>
+            <w:tcW w:type="dxa" w:w="2160"/>
             <w:shd w:fill="F9F9F9"/>
             <w:tcMar>
               <w:top w:w="80" w:type="dxa"/>
@@ -3469,6 +4016,224 @@
                 <w:sz w:val="17"/>
               </w:rPr>
               <w:t>建置完成全自包含互動試算平台 (index.html)</w:t>
+            </w:r>
+          </w:p>
+        </w:tc>
+        <w:tc>
+          <w:tcPr>
+            <w:tcW w:type="dxa" w:w="1152"/>
+            <w:shd w:fill="F9F9F9"/>
+            <w:tcMar>
+              <w:top w:w="80" w:type="dxa"/>
+              <w:bottom w:w="80" w:type="dxa"/>
+              <w:left w:w="70" w:type="dxa"/>
+              <w:right w:w="70" w:type="dxa"/>
+            </w:tcMar>
+          </w:tcPr>
+          <w:p>
+            <w:pPr>
+              <w:jc w:val="center"/>
+            </w:pPr>
+            <w:r>
+              <w:rPr>
+                <w:b/>
+                <w:sz w:val="17"/>
+              </w:rPr>
+              <w:t>100%</w:t>
+            </w:r>
+          </w:p>
+        </w:tc>
+      </w:tr>
+      <w:tr>
+        <w:tc>
+          <w:tcPr>
+            <w:tcW w:type="dxa" w:w="1728"/>
+            <w:shd w:fill="FFFFFF"/>
+            <w:tcMar>
+              <w:top w:w="80" w:type="dxa"/>
+              <w:bottom w:w="80" w:type="dxa"/>
+              <w:left w:w="70" w:type="dxa"/>
+              <w:right w:w="70" w:type="dxa"/>
+            </w:tcMar>
+          </w:tcPr>
+          <w:p>
+            <w:r>
+              <w:rPr>
+                <w:sz w:val="17"/>
+              </w:rPr>
+              <w:t>H 智慧淨零農旅創生</w:t>
+            </w:r>
+          </w:p>
+        </w:tc>
+        <w:tc>
+          <w:tcPr>
+            <w:tcW w:type="dxa" w:w="3168"/>
+            <w:shd w:fill="FFFFFF"/>
+            <w:tcMar>
+              <w:top w:w="80" w:type="dxa"/>
+              <w:bottom w:w="80" w:type="dxa"/>
+              <w:left w:w="70" w:type="dxa"/>
+              <w:right w:w="70" w:type="dxa"/>
+            </w:tcMar>
+          </w:tcPr>
+          <w:p>
+            <w:r>
+              <w:rPr>
+                <w:sz w:val="17"/>
+              </w:rPr>
+              <w:t>舉辦淨零永續競賽</w:t>
+            </w:r>
+          </w:p>
+        </w:tc>
+        <w:tc>
+          <w:tcPr>
+            <w:tcW w:type="dxa" w:w="1152"/>
+            <w:shd w:fill="FFFFFF"/>
+            <w:tcMar>
+              <w:top w:w="80" w:type="dxa"/>
+              <w:bottom w:w="80" w:type="dxa"/>
+              <w:left w:w="70" w:type="dxa"/>
+              <w:right w:w="70" w:type="dxa"/>
+            </w:tcMar>
+          </w:tcPr>
+          <w:p>
+            <w:pPr>
+              <w:jc w:val="center"/>
+            </w:pPr>
+            <w:r>
+              <w:rPr>
+                <w:sz w:val="17"/>
+              </w:rPr>
+              <w:t>1 場</w:t>
+            </w:r>
+          </w:p>
+        </w:tc>
+        <w:tc>
+          <w:tcPr>
+            <w:tcW w:type="dxa" w:w="2160"/>
+            <w:shd w:fill="FFFFFF"/>
+            <w:tcMar>
+              <w:top w:w="80" w:type="dxa"/>
+              <w:bottom w:w="80" w:type="dxa"/>
+              <w:left w:w="70" w:type="dxa"/>
+              <w:right w:w="70" w:type="dxa"/>
+            </w:tcMar>
+          </w:tcPr>
+          <w:p>
+            <w:r>
+              <w:rPr>
+                <w:sz w:val="17"/>
+              </w:rPr>
+              <w:t>辦理「騎出你的減碳力！YouBike 減碳挑戰賽」全校競賽暨 6/23 頒獎典禮</w:t>
+            </w:r>
+          </w:p>
+        </w:tc>
+        <w:tc>
+          <w:tcPr>
+            <w:tcW w:type="dxa" w:w="1152"/>
+            <w:shd w:fill="FFFFFF"/>
+            <w:tcMar>
+              <w:top w:w="80" w:type="dxa"/>
+              <w:bottom w:w="80" w:type="dxa"/>
+              <w:left w:w="70" w:type="dxa"/>
+              <w:right w:w="70" w:type="dxa"/>
+            </w:tcMar>
+          </w:tcPr>
+          <w:p>
+            <w:pPr>
+              <w:jc w:val="center"/>
+            </w:pPr>
+            <w:r>
+              <w:rPr>
+                <w:b/>
+                <w:sz w:val="17"/>
+              </w:rPr>
+              <w:t>100%</w:t>
+            </w:r>
+          </w:p>
+        </w:tc>
+      </w:tr>
+      <w:tr>
+        <w:tc>
+          <w:tcPr>
+            <w:tcW w:type="dxa" w:w="1728"/>
+            <w:shd w:fill="F9F9F9"/>
+            <w:tcMar>
+              <w:top w:w="80" w:type="dxa"/>
+              <w:bottom w:w="80" w:type="dxa"/>
+              <w:left w:w="70" w:type="dxa"/>
+              <w:right w:w="70" w:type="dxa"/>
+            </w:tcMar>
+          </w:tcPr>
+          <w:p>
+            <w:r>
+              <w:rPr>
+                <w:sz w:val="17"/>
+              </w:rPr>
+              <w:t>H 智慧淨零農旅創生</w:t>
+            </w:r>
+          </w:p>
+        </w:tc>
+        <w:tc>
+          <w:tcPr>
+            <w:tcW w:type="dxa" w:w="3168"/>
+            <w:shd w:fill="F9F9F9"/>
+            <w:tcMar>
+              <w:top w:w="80" w:type="dxa"/>
+              <w:bottom w:w="80" w:type="dxa"/>
+              <w:left w:w="70" w:type="dxa"/>
+              <w:right w:w="70" w:type="dxa"/>
+            </w:tcMar>
+          </w:tcPr>
+          <w:p>
+            <w:r>
+              <w:rPr>
+                <w:sz w:val="17"/>
+              </w:rPr>
+              <w:t>辦理淨零相關講座</w:t>
+            </w:r>
+          </w:p>
+        </w:tc>
+        <w:tc>
+          <w:tcPr>
+            <w:tcW w:type="dxa" w:w="1152"/>
+            <w:shd w:fill="F9F9F9"/>
+            <w:tcMar>
+              <w:top w:w="80" w:type="dxa"/>
+              <w:bottom w:w="80" w:type="dxa"/>
+              <w:left w:w="70" w:type="dxa"/>
+              <w:right w:w="70" w:type="dxa"/>
+            </w:tcMar>
+          </w:tcPr>
+          <w:p>
+            <w:pPr>
+              <w:jc w:val="center"/>
+            </w:pPr>
+            <w:r>
+              <w:rPr>
+                <w:sz w:val="17"/>
+              </w:rPr>
+              <w:t>3 場</w:t>
+            </w:r>
+          </w:p>
+        </w:tc>
+        <w:tc>
+          <w:tcPr>
+            <w:tcW w:type="dxa" w:w="2160"/>
+            <w:shd w:fill="F9F9F9"/>
+            <w:tcMar>
+              <w:top w:w="80" w:type="dxa"/>
+              <w:bottom w:w="80" w:type="dxa"/>
+              <w:left w:w="70" w:type="dxa"/>
+              <w:right w:w="70" w:type="dxa"/>
+            </w:tcMar>
+          </w:tcPr>
+          <w:p>
+            <w:r>
+              <w:rPr>
+                <w:sz w:val="17"/>
+              </w:rPr>
+              <w:t>辦理 iPAS 攻略班、生成式 AI 永續應用及淨零製造工作坊等系列講座</w:t>
             </w:r>
           </w:p>
         </w:tc>
@@ -3585,6 +4350,29 @@
           <w:sz w:val="19"/>
         </w:rPr>
         <w:t>產出符合觀光署指引之標準化盤查清冊範本，可直接提供給國內中小型旅行業者使用，助力其承接企業員工 ESG 綠色旅遊採購標案。</w:t>
+      </w:r>
+    </w:p>
+    <w:p>
+      <w:pPr>
+        <w:pStyle w:val="ListBullet"/>
+        <w:spacing w:before="20" w:after="40" w:line="288" w:lineRule="auto"/>
+      </w:pPr>
+      <w:r>
+        <w:rPr>
+          <w:rFonts w:ascii="Arial" w:hAnsi="Arial"/>
+          <w:b/>
+          <w:color w:val="000000"/>
+          <w:sz w:val="19"/>
+        </w:rPr>
+        <w:t>4. 校園日常與在地場域雙軌實踐：</w:t>
+      </w:r>
+      <w:r>
+        <w:rPr>
+          <w:rFonts w:ascii="Arial" w:hAnsi="Arial"/>
+          <w:color w:val="282828"/>
+          <w:sz w:val="19"/>
+        </w:rPr>
+        <w:t>透過 YouBike 減碳挑戰賽，成功串聯校園生活與場域永續，建立涵蓋校內師生與場域居民之全方位綠色低碳生活圈。</w:t>
       </w:r>
     </w:p>
     <w:p>

--- a/小半天永續低碳漫遊與遊程碳盤查實務手冊暨互動網站成果報告書.docx
+++ b/小半天永續低碳漫遊與遊程碳盤查實務手冊暨互動網站成果報告書.docx
@@ -26,7 +26,7 @@
         <w:rPr>
           <w:rFonts w:ascii="Arial" w:hAnsi="Arial"/>
           <w:b/>
-          <w:color w:val="3C3C3C"/>
+          <w:color w:val="000000"/>
           <w:sz w:val="24"/>
         </w:rPr>
         <w:t>子計畫H「智慧淨零農旅創生」：小半天場域遊程碳盤查、操作手冊、課程教案、計算網頁與校園低碳競賽成果</w:t>
@@ -46,18 +46,17 @@
         <w:tc>
           <w:tcPr>
             <w:tcW w:type="dxa" w:w="9360"/>
-            <w:shd w:fill="F9F9F9"/>
             <w:tcMar>
-              <w:top w:w="140" w:type="dxa"/>
-              <w:bottom w:w="140" w:type="dxa"/>
-              <w:left w:w="180" w:type="dxa"/>
-              <w:right w:w="180" w:type="dxa"/>
+              <w:top w:w="120" w:type="dxa"/>
+              <w:bottom w:w="120" w:type="dxa"/>
+              <w:left w:w="150" w:type="dxa"/>
+              <w:right w:w="150" w:type="dxa"/>
             </w:tcMar>
             <w:tcBorders>
-              <w:top w:val="single" w:sz="12" w:space="0" w:color="000000"/>
-              <w:left w:val="single" w:sz="24" w:space="0" w:color="000000"/>
-              <w:bottom w:val="single" w:sz="12" w:space="0" w:color="000000"/>
-              <w:right w:val="single" w:sz="12" w:space="0" w:color="000000"/>
+              <w:top w:val="single" w:sz="6" w:space="0" w:color="000000"/>
+              <w:left w:val="single" w:sz="6" w:space="0" w:color="000000"/>
+              <w:bottom w:val="single" w:sz="6" w:space="0" w:color="000000"/>
+              <w:right w:val="single" w:sz="6" w:space="0" w:color="000000"/>
             </w:tcBorders>
           </w:tcPr>
           <w:p>
@@ -74,7 +73,7 @@
             </w:r>
             <w:r>
               <w:rPr>
-                <w:color w:val="282828"/>
+                <w:color w:val="000000"/>
                 <w:sz w:val="19"/>
               </w:rPr>
               <w:t>教育部大學社會責任實踐（USR）計畫 ｜ 國立臺中科技大學 智慧產業學院</w:t>
@@ -94,7 +93,7 @@
             </w:r>
             <w:r>
               <w:rPr>
-                <w:color w:val="282828"/>
+                <w:color w:val="000000"/>
                 <w:sz w:val="19"/>
               </w:rPr>
               <w:t>子計畫H 智慧淨零農旅創生（落實現有產品碳盤查，編撰淨零永續操作手冊）</w:t>
@@ -114,7 +113,7 @@
             </w:r>
             <w:r>
               <w:rPr>
-                <w:color w:val="282828"/>
+                <w:color w:val="000000"/>
                 <w:sz w:val="19"/>
               </w:rPr>
               <w:t>陳俊智 博士（國立臺中科技大學 國際貿易經營系 助理教授）</w:t>
@@ -134,7 +133,7 @@
             </w:r>
             <w:r>
               <w:rPr>
-                <w:color w:val="282828"/>
+                <w:color w:val="000000"/>
                 <w:sz w:val="19"/>
               </w:rPr>
               <w:t>南投縣鹿谷鄉小半天休閒農業區（竹林村、竹豐村、和雅村）及中科大校園</w:t>
@@ -154,7 +153,7 @@
             </w:r>
             <w:r>
               <w:rPr>
-                <w:color w:val="282828"/>
+                <w:color w:val="000000"/>
                 <w:sz w:val="19"/>
               </w:rPr>
               <w:t>1. 協助現有遊程碳盤查 ｜ 2. 完成淨零永續操作手冊 ｜ 3. 更新課程教案 ｜ 4. 建置旅遊碳足跡計算網頁 ｜ 5. 舉辦淨零永續競賽</w:t>
@@ -174,7 +173,7 @@
             </w:r>
             <w:r>
               <w:rPr>
-                <w:color w:val="282828"/>
+                <w:color w:val="000000"/>
                 <w:sz w:val="19"/>
               </w:rPr>
               <w:t>交通部觀光署《旅行業遊程碳足跡計算指引》、ISO 14067、環境部 114 年度電力排放係數 (0.466 kg CO₂e/度)</w:t>
@@ -212,7 +211,7 @@
         <w:rPr>
           <w:rFonts w:ascii="Arial" w:hAnsi="Arial"/>
           <w:b/>
-          <w:color w:val="1E1E1E"/>
+          <w:color w:val="000000"/>
           <w:sz w:val="24"/>
         </w:rPr>
         <w:t>一、高教深耕與大學社會責任（USR）計畫推動背景</w:t>
@@ -225,7 +224,7 @@
       <w:r>
         <w:rPr>
           <w:rFonts w:ascii="Arial" w:hAnsi="Arial"/>
-          <w:color w:val="282828"/>
+          <w:color w:val="000000"/>
           <w:sz w:val="20"/>
         </w:rPr>
         <w:t>面對國家 2050 淨零轉型目標與全球永續觀光發展趨勢，國立臺中科技大學依循教育部大學社會責任實踐（USR）計畫架構，推動休閒農業與在地農村產業升級。觀光休閒產業為台灣重要的綠色經濟基石，然而傳統旅遊模式常伴隨高比例自駕交通、一次性塑膠備品耗損及食材長途運輸等問題。交通部觀光署遂公布《旅行業遊程碳足跡計算指引》，積極推展旅遊產品碳標籤；同時，企業客戶在落實 ESG 綠色採購時，亦高度要求供應商提供透明且具公信力之遊程碳足跡盤查證明。本校 USR 計畫即立足於此時代脈絡，扮演跨領域技術整合與在地培力之智庫角色。</w:t>
@@ -240,7 +239,7 @@
         <w:rPr>
           <w:rFonts w:ascii="Arial" w:hAnsi="Arial"/>
           <w:b/>
-          <w:color w:val="1E1E1E"/>
+          <w:color w:val="000000"/>
           <w:sz w:val="24"/>
         </w:rPr>
         <w:t>二、子計畫H「智慧淨零農旅創生」之核心定位與產業痛點</w:t>
@@ -253,7 +252,7 @@
       <w:r>
         <w:rPr>
           <w:rFonts w:ascii="Arial" w:hAnsi="Arial"/>
-          <w:color w:val="282828"/>
+          <w:color w:val="000000"/>
           <w:sz w:val="20"/>
         </w:rPr>
         <w:t>作為子計畫H（智慧淨零農旅創生）之計畫負責人，本團隊在初期深入場域調研時，明確鎖定實踐場域所面臨的三大核心痛點：</w:t>
@@ -276,7 +275,7 @@
       <w:r>
         <w:rPr>
           <w:rFonts w:ascii="Arial" w:hAnsi="Arial"/>
-          <w:color w:val="282828"/>
+          <w:color w:val="000000"/>
           <w:sz w:val="19"/>
         </w:rPr>
         <w:t>實踐場域所在之農村聚落面臨高齡化挑戰，在地缺乏具備溫室氣體盤查、碳足跡計算與數位行銷能力之綠領青年人才。</w:t>
@@ -299,7 +298,7 @@
       <w:r>
         <w:rPr>
           <w:rFonts w:ascii="Arial" w:hAnsi="Arial"/>
-          <w:color w:val="282828"/>
+          <w:color w:val="000000"/>
           <w:sz w:val="19"/>
         </w:rPr>
         <w:t>多數休閒農業體驗與旅行產品缺乏標準化之溫室氣體排放量化數據，無法提出具科學依據之減碳成效佐證，難以銜接外部企業 ESG 採購市場。</w:t>
@@ -322,7 +321,7 @@
       <w:r>
         <w:rPr>
           <w:rFonts w:ascii="Arial" w:hAnsi="Arial"/>
-          <w:color w:val="282828"/>
+          <w:color w:val="000000"/>
           <w:sz w:val="19"/>
         </w:rPr>
         <w:t>以往永續宣導多流於道德勸說與口號，欠缺具體可操作之實務指南及直觀易懂的數位試算工具，降低了業者與旅客的主動實踐意願。</w:t>
@@ -335,7 +334,7 @@
       <w:r>
         <w:rPr>
           <w:rFonts w:ascii="Arial" w:hAnsi="Arial"/>
-          <w:color w:val="282828"/>
+          <w:color w:val="000000"/>
           <w:sz w:val="20"/>
         </w:rPr>
         <w:t>針對上述痛點，子計畫H 設定了明確的解題任務，將大學端的研究量能、生成式 AI 數位工具與碳管理專業，導入實踐場域，全面推動休閒農業綠色轉型。</w:t>
@@ -350,7 +349,7 @@
         <w:rPr>
           <w:rFonts w:ascii="Arial" w:hAnsi="Arial"/>
           <w:b/>
-          <w:color w:val="1E1E1E"/>
+          <w:color w:val="000000"/>
           <w:sz w:val="24"/>
         </w:rPr>
         <w:t>三、實踐場域特質：南投鹿谷小半天休閒農業區</w:t>
@@ -363,7 +362,7 @@
       <w:r>
         <w:rPr>
           <w:rFonts w:ascii="Arial" w:hAnsi="Arial"/>
-          <w:color w:val="282828"/>
+          <w:color w:val="000000"/>
           <w:sz w:val="20"/>
         </w:rPr>
         <w:t>本計畫實踐場域選定南投縣鹿谷鄉「小半天」地區（包含竹林村、竹豐村與和雅村）。小半天坐落於海拔 600 至 1,100 公尺之隆起高位河階台地，三面環山，長年雲霧繚繞，擁有全台灣面積最大、密度最高的孟宗竹林聚落（面積超過 2,000 公頃）。孟宗竹生長極迅速，40～60 天即可成竹，其年生質累積速率與吸碳能力約為一般溫帶闊葉林木之 1.5 至 2.0 倍，整座竹海每年碳吸存潛力高達 2.4 萬至 3 萬噸 CO₂。此外，小半天擁有清代古圳「長源圳生態步道」、萬級負離子飛瀑「德興瀑布」、傳統炭焙凍頂烏龍茶席，以及石馬公園河津櫻雙開奇景，具備發展高品質零碳示範旅遊之雄厚天然資本。</w:t>
@@ -378,7 +377,7 @@
         <w:rPr>
           <w:rFonts w:ascii="Arial" w:hAnsi="Arial"/>
           <w:b/>
-          <w:color w:val="1E1E1E"/>
+          <w:color w:val="000000"/>
           <w:sz w:val="24"/>
         </w:rPr>
         <w:t>四、子計畫H 五大核心推動重點</w:t>
@@ -391,7 +390,7 @@
       <w:r>
         <w:rPr>
           <w:rFonts w:ascii="Arial" w:hAnsi="Arial"/>
-          <w:color w:val="282828"/>
+          <w:color w:val="000000"/>
           <w:sz w:val="20"/>
         </w:rPr>
         <w:t>為具體解決場域痛點並達成計畫管考指標，本計畫全力聚焦落實以下五項核心工作，全數如期高品質完成：</w:t>
@@ -414,7 +413,7 @@
       <w:r>
         <w:rPr>
           <w:rFonts w:ascii="Arial" w:hAnsi="Arial"/>
-          <w:color w:val="282828"/>
+          <w:color w:val="000000"/>
           <w:sz w:val="19"/>
         </w:rPr>
         <w:t>依循觀光署官方指引，深入場域完成五大服務構面之實測盤查與清冊建立。</w:t>
@@ -437,7 +436,7 @@
       <w:r>
         <w:rPr>
           <w:rFonts w:ascii="Arial" w:hAnsi="Arial"/>
-          <w:color w:val="282828"/>
+          <w:color w:val="000000"/>
           <w:sz w:val="19"/>
         </w:rPr>
         <w:t>編撰出版級標準指引，包含地理生態、無痕旅遊、盤查方法學、實測數據與認證路徑。</w:t>
@@ -460,7 +459,7 @@
       <w:r>
         <w:rPr>
           <w:rFonts w:ascii="Arial" w:hAnsi="Arial"/>
-          <w:color w:val="282828"/>
+          <w:color w:val="000000"/>
           <w:sz w:val="19"/>
         </w:rPr>
         <w:t>將場域盤查實務轉化為教材，融入校內專業課程與 iPAS 國家淨零證照考訓。</w:t>
@@ -483,7 +482,7 @@
       <w:r>
         <w:rPr>
           <w:rFonts w:ascii="Arial" w:hAnsi="Arial"/>
-          <w:color w:val="282828"/>
+          <w:color w:val="000000"/>
           <w:sz w:val="19"/>
         </w:rPr>
         <w:t>開發純前端全自包含、免伺服器之互動式試算模擬平台，解決偏鄉展示痛點。</w:t>
@@ -506,7 +505,7 @@
       <w:r>
         <w:rPr>
           <w:rFonts w:ascii="Arial" w:hAnsi="Arial"/>
-          <w:color w:val="282828"/>
+          <w:color w:val="000000"/>
           <w:sz w:val="19"/>
         </w:rPr>
         <w:t>策劃「騎出你的減碳力！YouBike 減碳挑戰賽」，透過數位群組綁定與階梯獎勵，促進綠色生活實踐。</w:t>
@@ -536,7 +535,7 @@
         <w:rPr>
           <w:rFonts w:ascii="Arial" w:hAnsi="Arial"/>
           <w:b/>
-          <w:color w:val="1E1E1E"/>
+          <w:color w:val="000000"/>
           <w:sz w:val="24"/>
         </w:rPr>
         <w:t>一、盤查規範與方法學標準</w:t>
@@ -549,7 +548,7 @@
       <w:r>
         <w:rPr>
           <w:rFonts w:ascii="Arial" w:hAnsi="Arial"/>
-          <w:color w:val="282828"/>
+          <w:color w:val="000000"/>
           <w:sz w:val="20"/>
         </w:rPr>
         <w:t>本計畫嚴格依循交通部觀光署《旅行業遊程碳足跡計算指引》與國際 ISO 14067 產品碳足跡標準進行盤查規劃。邊界定義為「搖籃到大門（Cradle-to-Gate）」之遊程服務生命週期，涵蓋旅客自集合報到出發開始，歷經全程表定交通、參訪體驗、餐飲美食、住宿過夜，直至旅程結束解散為止。盤查範疇明確劃分：</w:t>
@@ -572,7 +571,7 @@
       <w:r>
         <w:rPr>
           <w:rFonts w:ascii="Arial" w:hAnsi="Arial"/>
-          <w:color w:val="282828"/>
+          <w:color w:val="000000"/>
           <w:sz w:val="19"/>
         </w:rPr>
         <w:t>自有運具燃油燃燒排放（如自有公務接駁車）。</w:t>
@@ -595,7 +594,7 @@
       <w:r>
         <w:rPr>
           <w:rFonts w:ascii="Arial" w:hAnsi="Arial"/>
-          <w:color w:val="282828"/>
+          <w:color w:val="000000"/>
           <w:sz w:val="19"/>
         </w:rPr>
         <w:t>門市及營業據點營運所消耗之外購電力（採用環境部最新公告 114 年度電力排放係數 0.466 kg CO₂e/度）。</w:t>
@@ -618,7 +617,7 @@
       <w:r>
         <w:rPr>
           <w:rFonts w:ascii="Arial" w:hAnsi="Arial"/>
-          <w:color w:val="282828"/>
+          <w:color w:val="000000"/>
           <w:sz w:val="19"/>
         </w:rPr>
         <w:t>遊覽車燃油、大眾運輸客運、委託餐廳食材、合作民宿住宿水電、景點門票與手作 DIY 耗材等供應鏈排放。此構面為旅行業最主要之排放來源。</w:t>
@@ -633,7 +632,7 @@
         <w:rPr>
           <w:rFonts w:ascii="Arial" w:hAnsi="Arial"/>
           <w:b/>
-          <w:color w:val="1E1E1E"/>
+          <w:color w:val="000000"/>
           <w:sz w:val="24"/>
         </w:rPr>
         <w:t>二、五大服務構面實測與活動數據蒐集</w:t>
@@ -646,7 +645,7 @@
       <w:r>
         <w:rPr>
           <w:rFonts w:ascii="Arial" w:hAnsi="Arial"/>
-          <w:color w:val="282828"/>
+          <w:color w:val="000000"/>
           <w:sz w:val="20"/>
         </w:rPr>
         <w:t>依觀光署規範，本計畫將遊程拆解為五大服務構面，並建立標準化活動數據收集清單：①門市據點（用紙包數、電力度數、垃圾量）；②交通運輸（大巴柴油公升數、自駕汽油公升數、瓶裝水瓶數）；③餐飲美食（食材種類與重量、瓦斯消耗量、廚餘量）；④旅宿住宿（客房住宿夜數、空調用電度數、一次性盥洗包消耗套數）；⑤遊憩體驗（手作材料重量、識別證與活動耗材）。</w:t>
@@ -661,7 +660,7 @@
         <w:rPr>
           <w:rFonts w:ascii="Arial" w:hAnsi="Arial"/>
           <w:b/>
-          <w:color w:val="1E1E1E"/>
+          <w:color w:val="000000"/>
           <w:sz w:val="24"/>
         </w:rPr>
         <w:t>三、兩天一夜示範遊程實測盤查數據比對分析</w:t>
@@ -674,7 +673,7 @@
       <w:r>
         <w:rPr>
           <w:rFonts w:ascii="Arial" w:hAnsi="Arial"/>
-          <w:color w:val="282828"/>
+          <w:color w:val="000000"/>
           <w:sz w:val="20"/>
         </w:rPr>
         <w:t>本計畫以 20 人團體參與台中至小半天往返（總路程約 240 公里）兩天一夜經典慢活遊程為實測標的，將「傳統基準遊程（Baseline）」與「小半天低碳遊程（Low-Carbon）」每位旅客各項活動數據與排放量逐項比對：</w:t>
@@ -686,6 +685,14 @@
         <w:jc w:val="center"/>
         <w:tblLayout w:type="fixed"/>
         <w:tblLook w:firstColumn="1" w:firstRow="1" w:lastColumn="0" w:lastRow="0" w:noHBand="0" w:noVBand="1" w:val="04A0"/>
+        <w:tblBorders>
+          <w:top w:val="single" w:sz="4" w:space="0" w:color="000000"/>
+          <w:left w:val="single" w:sz="4" w:space="0" w:color="000000"/>
+          <w:bottom w:val="single" w:sz="4" w:space="0" w:color="000000"/>
+          <w:right w:val="single" w:sz="4" w:space="0" w:color="000000"/>
+          <w:insideH w:val="single" w:sz="4" w:space="0" w:color="000000"/>
+          <w:insideV w:val="single" w:sz="4" w:space="0" w:color="000000"/>
+        </w:tblBorders>
       </w:tblPr>
       <w:tblGrid>
         <w:gridCol w:w="1560"/>
@@ -699,12 +706,11 @@
         <w:tc>
           <w:tcPr>
             <w:tcW w:type="dxa" w:w="1584"/>
-            <w:shd w:fill="262626"/>
             <w:tcMar>
-              <w:top w:w="100" w:type="dxa"/>
-              <w:bottom w:w="100" w:type="dxa"/>
-              <w:left w:w="80" w:type="dxa"/>
-              <w:right w:w="80" w:type="dxa"/>
+              <w:top w:w="90" w:type="dxa"/>
+              <w:bottom w:w="90" w:type="dxa"/>
+              <w:left w:w="70" w:type="dxa"/>
+              <w:right w:w="70" w:type="dxa"/>
             </w:tcMar>
           </w:tcPr>
           <w:p>
@@ -714,7 +720,7 @@
             <w:r>
               <w:rPr>
                 <w:b/>
-                <w:color w:val="FFFFFF"/>
+                <w:color w:val="000000"/>
                 <w:sz w:val="17"/>
               </w:rPr>
               <w:t>服務構面</w:t>
@@ -724,12 +730,11 @@
         <w:tc>
           <w:tcPr>
             <w:tcW w:type="dxa" w:w="2592"/>
-            <w:shd w:fill="262626"/>
             <w:tcMar>
-              <w:top w:w="100" w:type="dxa"/>
-              <w:bottom w:w="100" w:type="dxa"/>
-              <w:left w:w="80" w:type="dxa"/>
-              <w:right w:w="80" w:type="dxa"/>
+              <w:top w:w="90" w:type="dxa"/>
+              <w:bottom w:w="90" w:type="dxa"/>
+              <w:left w:w="70" w:type="dxa"/>
+              <w:right w:w="70" w:type="dxa"/>
             </w:tcMar>
           </w:tcPr>
           <w:p>
@@ -739,7 +744,7 @@
             <w:r>
               <w:rPr>
                 <w:b/>
-                <w:color w:val="FFFFFF"/>
+                <w:color w:val="000000"/>
                 <w:sz w:val="17"/>
               </w:rPr>
               <w:t>傳統基準遊程 (Baseline) 每人數據</w:t>
@@ -749,12 +754,11 @@
         <w:tc>
           <w:tcPr>
             <w:tcW w:type="dxa" w:w="1152"/>
-            <w:shd w:fill="262626"/>
             <w:tcMar>
-              <w:top w:w="100" w:type="dxa"/>
-              <w:bottom w:w="100" w:type="dxa"/>
-              <w:left w:w="80" w:type="dxa"/>
-              <w:right w:w="80" w:type="dxa"/>
+              <w:top w:w="90" w:type="dxa"/>
+              <w:bottom w:w="90" w:type="dxa"/>
+              <w:left w:w="70" w:type="dxa"/>
+              <w:right w:w="70" w:type="dxa"/>
             </w:tcMar>
           </w:tcPr>
           <w:p>
@@ -764,7 +768,7 @@
             <w:r>
               <w:rPr>
                 <w:b/>
-                <w:color w:val="FFFFFF"/>
+                <w:color w:val="000000"/>
                 <w:sz w:val="17"/>
               </w:rPr>
               <w:t>基準碳排</w:t>
@@ -774,12 +778,11 @@
         <w:tc>
           <w:tcPr>
             <w:tcW w:type="dxa" w:w="2592"/>
-            <w:shd w:fill="262626"/>
             <w:tcMar>
-              <w:top w:w="100" w:type="dxa"/>
-              <w:bottom w:w="100" w:type="dxa"/>
-              <w:left w:w="80" w:type="dxa"/>
-              <w:right w:w="80" w:type="dxa"/>
+              <w:top w:w="90" w:type="dxa"/>
+              <w:bottom w:w="90" w:type="dxa"/>
+              <w:left w:w="70" w:type="dxa"/>
+              <w:right w:w="70" w:type="dxa"/>
             </w:tcMar>
           </w:tcPr>
           <w:p>
@@ -789,7 +792,7 @@
             <w:r>
               <w:rPr>
                 <w:b/>
-                <w:color w:val="FFFFFF"/>
+                <w:color w:val="000000"/>
                 <w:sz w:val="17"/>
               </w:rPr>
               <w:t>小半天低碳遊程 (Low-Carbon) 每人數據</w:t>
@@ -799,12 +802,11 @@
         <w:tc>
           <w:tcPr>
             <w:tcW w:type="dxa" w:w="1152"/>
-            <w:shd w:fill="262626"/>
             <w:tcMar>
-              <w:top w:w="100" w:type="dxa"/>
-              <w:bottom w:w="100" w:type="dxa"/>
-              <w:left w:w="80" w:type="dxa"/>
-              <w:right w:w="80" w:type="dxa"/>
+              <w:top w:w="90" w:type="dxa"/>
+              <w:bottom w:w="90" w:type="dxa"/>
+              <w:left w:w="70" w:type="dxa"/>
+              <w:right w:w="70" w:type="dxa"/>
             </w:tcMar>
           </w:tcPr>
           <w:p>
@@ -814,7 +816,7 @@
             <w:r>
               <w:rPr>
                 <w:b/>
-                <w:color w:val="FFFFFF"/>
+                <w:color w:val="000000"/>
                 <w:sz w:val="17"/>
               </w:rPr>
               <w:t>低碳碳排</w:t>
@@ -824,12 +826,11 @@
         <w:tc>
           <w:tcPr>
             <w:tcW w:type="dxa" w:w="1152"/>
-            <w:shd w:fill="262626"/>
             <w:tcMar>
-              <w:top w:w="100" w:type="dxa"/>
-              <w:bottom w:w="100" w:type="dxa"/>
-              <w:left w:w="80" w:type="dxa"/>
-              <w:right w:w="80" w:type="dxa"/>
+              <w:top w:w="90" w:type="dxa"/>
+              <w:bottom w:w="90" w:type="dxa"/>
+              <w:left w:w="70" w:type="dxa"/>
+              <w:right w:w="70" w:type="dxa"/>
             </w:tcMar>
           </w:tcPr>
           <w:p>
@@ -839,7 +840,7 @@
             <w:r>
               <w:rPr>
                 <w:b/>
-                <w:color w:val="FFFFFF"/>
+                <w:color w:val="000000"/>
                 <w:sz w:val="17"/>
               </w:rPr>
               <w:t>減碳成效</w:t>
@@ -851,17 +852,17 @@
         <w:tc>
           <w:tcPr>
             <w:tcW w:type="dxa" w:w="1584"/>
-            <w:shd w:fill="FFFFFF"/>
             <w:tcMar>
-              <w:top w:w="80" w:type="dxa"/>
-              <w:bottom w:w="80" w:type="dxa"/>
-              <w:left w:w="70" w:type="dxa"/>
-              <w:right w:w="70" w:type="dxa"/>
+              <w:top w:w="70" w:type="dxa"/>
+              <w:bottom w:w="70" w:type="dxa"/>
+              <w:left w:w="60" w:type="dxa"/>
+              <w:right w:w="60" w:type="dxa"/>
             </w:tcMar>
           </w:tcPr>
           <w:p>
             <w:r>
               <w:rPr>
+                <w:color w:val="000000"/>
                 <w:sz w:val="17"/>
               </w:rPr>
               <w:t>① 交通運輸</w:t>
@@ -871,17 +872,17 @@
         <w:tc>
           <w:tcPr>
             <w:tcW w:type="dxa" w:w="2592"/>
-            <w:shd w:fill="FFFFFF"/>
             <w:tcMar>
-              <w:top w:w="80" w:type="dxa"/>
-              <w:bottom w:w="80" w:type="dxa"/>
-              <w:left w:w="70" w:type="dxa"/>
-              <w:right w:w="70" w:type="dxa"/>
+              <w:top w:w="70" w:type="dxa"/>
+              <w:bottom w:w="70" w:type="dxa"/>
+              <w:left w:w="60" w:type="dxa"/>
+              <w:right w:w="60" w:type="dxa"/>
             </w:tcMar>
           </w:tcPr>
           <w:p>
             <w:r>
               <w:rPr>
+                <w:color w:val="000000"/>
                 <w:sz w:val="17"/>
               </w:rPr>
               <w:t>自駕車 240km 每人分攤 8.5L 汽油 + 4 瓶瓶裝水</w:t>
@@ -891,12 +892,11 @@
         <w:tc>
           <w:tcPr>
             <w:tcW w:type="dxa" w:w="1152"/>
-            <w:shd w:fill="FFFFFF"/>
             <w:tcMar>
-              <w:top w:w="80" w:type="dxa"/>
-              <w:bottom w:w="80" w:type="dxa"/>
-              <w:left w:w="70" w:type="dxa"/>
-              <w:right w:w="70" w:type="dxa"/>
+              <w:top w:w="70" w:type="dxa"/>
+              <w:bottom w:w="70" w:type="dxa"/>
+              <w:left w:w="60" w:type="dxa"/>
+              <w:right w:w="60" w:type="dxa"/>
             </w:tcMar>
           </w:tcPr>
           <w:p>
@@ -905,6 +905,7 @@
             </w:pPr>
             <w:r>
               <w:rPr>
+                <w:color w:val="000000"/>
                 <w:sz w:val="17"/>
               </w:rPr>
               <w:t>28.5 kg</w:t>
@@ -914,17 +915,17 @@
         <w:tc>
           <w:tcPr>
             <w:tcW w:type="dxa" w:w="2592"/>
-            <w:shd w:fill="FFFFFF"/>
             <w:tcMar>
-              <w:top w:w="80" w:type="dxa"/>
-              <w:bottom w:w="80" w:type="dxa"/>
-              <w:left w:w="70" w:type="dxa"/>
-              <w:right w:w="70" w:type="dxa"/>
+              <w:top w:w="70" w:type="dxa"/>
+              <w:bottom w:w="70" w:type="dxa"/>
+              <w:left w:w="60" w:type="dxa"/>
+              <w:right w:w="60" w:type="dxa"/>
             </w:tcMar>
           </w:tcPr>
           <w:p>
             <w:r>
               <w:rPr>
+                <w:color w:val="000000"/>
                 <w:sz w:val="17"/>
               </w:rPr>
               <w:t>台灣好行大巴共乘 (每人 2.8L 柴油) + 自備保溫杯</w:t>
@@ -934,12 +935,11 @@
         <w:tc>
           <w:tcPr>
             <w:tcW w:type="dxa" w:w="1152"/>
-            <w:shd w:fill="FFFFFF"/>
             <w:tcMar>
-              <w:top w:w="80" w:type="dxa"/>
-              <w:bottom w:w="80" w:type="dxa"/>
-              <w:left w:w="70" w:type="dxa"/>
-              <w:right w:w="70" w:type="dxa"/>
+              <w:top w:w="70" w:type="dxa"/>
+              <w:bottom w:w="70" w:type="dxa"/>
+              <w:left w:w="60" w:type="dxa"/>
+              <w:right w:w="60" w:type="dxa"/>
             </w:tcMar>
           </w:tcPr>
           <w:p>
@@ -948,6 +948,7 @@
             </w:pPr>
             <w:r>
               <w:rPr>
+                <w:color w:val="000000"/>
                 <w:sz w:val="17"/>
               </w:rPr>
               <w:t>9.6 kg</w:t>
@@ -957,12 +958,11 @@
         <w:tc>
           <w:tcPr>
             <w:tcW w:type="dxa" w:w="1152"/>
-            <w:shd w:fill="FFFFFF"/>
             <w:tcMar>
-              <w:top w:w="80" w:type="dxa"/>
-              <w:bottom w:w="80" w:type="dxa"/>
-              <w:left w:w="70" w:type="dxa"/>
-              <w:right w:w="70" w:type="dxa"/>
+              <w:top w:w="70" w:type="dxa"/>
+              <w:bottom w:w="70" w:type="dxa"/>
+              <w:left w:w="60" w:type="dxa"/>
+              <w:right w:w="60" w:type="dxa"/>
             </w:tcMar>
           </w:tcPr>
           <w:p>
@@ -971,6 +971,7 @@
             </w:pPr>
             <w:r>
               <w:rPr>
+                <w:color w:val="000000"/>
                 <w:sz w:val="17"/>
               </w:rPr>
               <w:t>-66.3%</w:t>
@@ -982,17 +983,17 @@
         <w:tc>
           <w:tcPr>
             <w:tcW w:type="dxa" w:w="1584"/>
-            <w:shd w:fill="F9F9F9"/>
             <w:tcMar>
-              <w:top w:w="80" w:type="dxa"/>
-              <w:bottom w:w="80" w:type="dxa"/>
-              <w:left w:w="70" w:type="dxa"/>
-              <w:right w:w="70" w:type="dxa"/>
+              <w:top w:w="70" w:type="dxa"/>
+              <w:bottom w:w="70" w:type="dxa"/>
+              <w:left w:w="60" w:type="dxa"/>
+              <w:right w:w="60" w:type="dxa"/>
             </w:tcMar>
           </w:tcPr>
           <w:p>
             <w:r>
               <w:rPr>
+                <w:color w:val="000000"/>
                 <w:sz w:val="17"/>
               </w:rPr>
               <w:t>② 餐飲美食</w:t>
@@ -1002,17 +1003,17 @@
         <w:tc>
           <w:tcPr>
             <w:tcW w:type="dxa" w:w="2592"/>
-            <w:shd w:fill="F9F9F9"/>
             <w:tcMar>
-              <w:top w:w="80" w:type="dxa"/>
-              <w:bottom w:w="80" w:type="dxa"/>
-              <w:left w:w="70" w:type="dxa"/>
-              <w:right w:w="70" w:type="dxa"/>
+              <w:top w:w="70" w:type="dxa"/>
+              <w:bottom w:w="70" w:type="dxa"/>
+              <w:left w:w="60" w:type="dxa"/>
+              <w:right w:w="60" w:type="dxa"/>
             </w:tcMar>
           </w:tcPr>
           <w:p>
             <w:r>
               <w:rPr>
+                <w:color w:val="000000"/>
                 <w:sz w:val="17"/>
               </w:rPr>
               <w:t>4 餐傳統合菜含牛肉、烤豬肉、進口食材、拋棄式餐具</w:t>
@@ -1022,12 +1023,11 @@
         <w:tc>
           <w:tcPr>
             <w:tcW w:type="dxa" w:w="1152"/>
-            <w:shd w:fill="F9F9F9"/>
             <w:tcMar>
-              <w:top w:w="80" w:type="dxa"/>
-              <w:bottom w:w="80" w:type="dxa"/>
-              <w:left w:w="70" w:type="dxa"/>
-              <w:right w:w="70" w:type="dxa"/>
+              <w:top w:w="70" w:type="dxa"/>
+              <w:bottom w:w="70" w:type="dxa"/>
+              <w:left w:w="60" w:type="dxa"/>
+              <w:right w:w="60" w:type="dxa"/>
             </w:tcMar>
           </w:tcPr>
           <w:p>
@@ -1036,6 +1036,7 @@
             </w:pPr>
             <w:r>
               <w:rPr>
+                <w:color w:val="000000"/>
                 <w:sz w:val="17"/>
               </w:rPr>
               <w:t>14.2 kg</w:t>
@@ -1045,17 +1046,17 @@
         <w:tc>
           <w:tcPr>
             <w:tcW w:type="dxa" w:w="2592"/>
-            <w:shd w:fill="F9F9F9"/>
             <w:tcMar>
-              <w:top w:w="80" w:type="dxa"/>
-              <w:bottom w:w="80" w:type="dxa"/>
-              <w:left w:w="70" w:type="dxa"/>
-              <w:right w:w="70" w:type="dxa"/>
+              <w:top w:w="70" w:type="dxa"/>
+              <w:bottom w:w="70" w:type="dxa"/>
+              <w:left w:w="60" w:type="dxa"/>
+              <w:right w:w="60" w:type="dxa"/>
             </w:tcMar>
           </w:tcPr>
           <w:p>
             <w:r>
               <w:rPr>
+                <w:color w:val="000000"/>
                 <w:sz w:val="17"/>
               </w:rPr>
               <w:t>4 餐在地時令鮮筍蔬食餐、烏龍茶餐、無免洗餐具</w:t>
@@ -1065,12 +1066,11 @@
         <w:tc>
           <w:tcPr>
             <w:tcW w:type="dxa" w:w="1152"/>
-            <w:shd w:fill="F9F9F9"/>
             <w:tcMar>
-              <w:top w:w="80" w:type="dxa"/>
-              <w:bottom w:w="80" w:type="dxa"/>
-              <w:left w:w="70" w:type="dxa"/>
-              <w:right w:w="70" w:type="dxa"/>
+              <w:top w:w="70" w:type="dxa"/>
+              <w:bottom w:w="70" w:type="dxa"/>
+              <w:left w:w="60" w:type="dxa"/>
+              <w:right w:w="60" w:type="dxa"/>
             </w:tcMar>
           </w:tcPr>
           <w:p>
@@ -1079,6 +1079,7 @@
             </w:pPr>
             <w:r>
               <w:rPr>
+                <w:color w:val="000000"/>
                 <w:sz w:val="17"/>
               </w:rPr>
               <w:t>3.8 kg</w:t>
@@ -1088,12 +1089,11 @@
         <w:tc>
           <w:tcPr>
             <w:tcW w:type="dxa" w:w="1152"/>
-            <w:shd w:fill="F9F9F9"/>
             <w:tcMar>
-              <w:top w:w="80" w:type="dxa"/>
-              <w:bottom w:w="80" w:type="dxa"/>
-              <w:left w:w="70" w:type="dxa"/>
-              <w:right w:w="70" w:type="dxa"/>
+              <w:top w:w="70" w:type="dxa"/>
+              <w:bottom w:w="70" w:type="dxa"/>
+              <w:left w:w="60" w:type="dxa"/>
+              <w:right w:w="60" w:type="dxa"/>
             </w:tcMar>
           </w:tcPr>
           <w:p>
@@ -1102,6 +1102,7 @@
             </w:pPr>
             <w:r>
               <w:rPr>
+                <w:color w:val="000000"/>
                 <w:sz w:val="17"/>
               </w:rPr>
               <w:t>-73.2%</w:t>
@@ -1113,17 +1114,17 @@
         <w:tc>
           <w:tcPr>
             <w:tcW w:type="dxa" w:w="1584"/>
-            <w:shd w:fill="FFFFFF"/>
             <w:tcMar>
-              <w:top w:w="80" w:type="dxa"/>
-              <w:bottom w:w="80" w:type="dxa"/>
-              <w:left w:w="70" w:type="dxa"/>
-              <w:right w:w="70" w:type="dxa"/>
+              <w:top w:w="70" w:type="dxa"/>
+              <w:bottom w:w="70" w:type="dxa"/>
+              <w:left w:w="60" w:type="dxa"/>
+              <w:right w:w="60" w:type="dxa"/>
             </w:tcMar>
           </w:tcPr>
           <w:p>
             <w:r>
               <w:rPr>
+                <w:color w:val="000000"/>
                 <w:sz w:val="17"/>
               </w:rPr>
               <w:t>③ 住宿服務</w:t>
@@ -1133,17 +1134,17 @@
         <w:tc>
           <w:tcPr>
             <w:tcW w:type="dxa" w:w="2592"/>
-            <w:shd w:fill="FFFFFF"/>
             <w:tcMar>
-              <w:top w:w="80" w:type="dxa"/>
-              <w:bottom w:w="80" w:type="dxa"/>
-              <w:left w:w="70" w:type="dxa"/>
-              <w:right w:w="70" w:type="dxa"/>
+              <w:top w:w="70" w:type="dxa"/>
+              <w:bottom w:w="70" w:type="dxa"/>
+              <w:left w:w="60" w:type="dxa"/>
+              <w:right w:w="60" w:type="dxa"/>
             </w:tcMar>
           </w:tcPr>
           <w:p>
             <w:r>
               <w:rPr>
+                <w:color w:val="000000"/>
                 <w:sz w:val="17"/>
               </w:rPr>
               <w:t>一般山莊飯店整晚開冷氣 + 全套拋棄式牙刷沐浴瓶</w:t>
@@ -1153,12 +1154,11 @@
         <w:tc>
           <w:tcPr>
             <w:tcW w:type="dxa" w:w="1152"/>
-            <w:shd w:fill="FFFFFF"/>
             <w:tcMar>
-              <w:top w:w="80" w:type="dxa"/>
-              <w:bottom w:w="80" w:type="dxa"/>
-              <w:left w:w="70" w:type="dxa"/>
-              <w:right w:w="70" w:type="dxa"/>
+              <w:top w:w="70" w:type="dxa"/>
+              <w:bottom w:w="70" w:type="dxa"/>
+              <w:left w:w="60" w:type="dxa"/>
+              <w:right w:w="60" w:type="dxa"/>
             </w:tcMar>
           </w:tcPr>
           <w:p>
@@ -1167,6 +1167,7 @@
             </w:pPr>
             <w:r>
               <w:rPr>
+                <w:color w:val="000000"/>
                 <w:sz w:val="17"/>
               </w:rPr>
               <w:t>5.2 kg</w:t>
@@ -1176,17 +1177,17 @@
         <w:tc>
           <w:tcPr>
             <w:tcW w:type="dxa" w:w="2592"/>
-            <w:shd w:fill="FFFFFF"/>
             <w:tcMar>
-              <w:top w:w="80" w:type="dxa"/>
-              <w:bottom w:w="80" w:type="dxa"/>
-              <w:left w:w="70" w:type="dxa"/>
-              <w:right w:w="70" w:type="dxa"/>
+              <w:top w:w="70" w:type="dxa"/>
+              <w:bottom w:w="70" w:type="dxa"/>
+              <w:left w:w="60" w:type="dxa"/>
+              <w:right w:w="60" w:type="dxa"/>
             </w:tcMar>
           </w:tcPr>
           <w:p>
             <w:r>
               <w:rPr>
+                <w:color w:val="000000"/>
                 <w:sz w:val="17"/>
               </w:rPr>
               <w:t>小半天環保民宿自然涼風免冷氣 + 自備毛巾牙刷</w:t>
@@ -1196,12 +1197,11 @@
         <w:tc>
           <w:tcPr>
             <w:tcW w:type="dxa" w:w="1152"/>
-            <w:shd w:fill="FFFFFF"/>
             <w:tcMar>
-              <w:top w:w="80" w:type="dxa"/>
-              <w:bottom w:w="80" w:type="dxa"/>
-              <w:left w:w="70" w:type="dxa"/>
-              <w:right w:w="70" w:type="dxa"/>
+              <w:top w:w="70" w:type="dxa"/>
+              <w:bottom w:w="70" w:type="dxa"/>
+              <w:left w:w="60" w:type="dxa"/>
+              <w:right w:w="60" w:type="dxa"/>
             </w:tcMar>
           </w:tcPr>
           <w:p>
@@ -1210,6 +1210,7 @@
             </w:pPr>
             <w:r>
               <w:rPr>
+                <w:color w:val="000000"/>
                 <w:sz w:val="17"/>
               </w:rPr>
               <w:t>2.4 kg</w:t>
@@ -1219,12 +1220,11 @@
         <w:tc>
           <w:tcPr>
             <w:tcW w:type="dxa" w:w="1152"/>
-            <w:shd w:fill="FFFFFF"/>
             <w:tcMar>
-              <w:top w:w="80" w:type="dxa"/>
-              <w:bottom w:w="80" w:type="dxa"/>
-              <w:left w:w="70" w:type="dxa"/>
-              <w:right w:w="70" w:type="dxa"/>
+              <w:top w:w="70" w:type="dxa"/>
+              <w:bottom w:w="70" w:type="dxa"/>
+              <w:left w:w="60" w:type="dxa"/>
+              <w:right w:w="60" w:type="dxa"/>
             </w:tcMar>
           </w:tcPr>
           <w:p>
@@ -1233,6 +1233,7 @@
             </w:pPr>
             <w:r>
               <w:rPr>
+                <w:color w:val="000000"/>
                 <w:sz w:val="17"/>
               </w:rPr>
               <w:t>-53.8%</w:t>
@@ -1244,17 +1245,17 @@
         <w:tc>
           <w:tcPr>
             <w:tcW w:type="dxa" w:w="1584"/>
-            <w:shd w:fill="F9F9F9"/>
             <w:tcMar>
-              <w:top w:w="80" w:type="dxa"/>
-              <w:bottom w:w="80" w:type="dxa"/>
-              <w:left w:w="70" w:type="dxa"/>
-              <w:right w:w="70" w:type="dxa"/>
+              <w:top w:w="70" w:type="dxa"/>
+              <w:bottom w:w="70" w:type="dxa"/>
+              <w:left w:w="60" w:type="dxa"/>
+              <w:right w:w="60" w:type="dxa"/>
             </w:tcMar>
           </w:tcPr>
           <w:p>
             <w:r>
               <w:rPr>
+                <w:color w:val="000000"/>
                 <w:sz w:val="17"/>
               </w:rPr>
               <w:t>④ 遊憩體驗</w:t>
@@ -1264,17 +1265,17 @@
         <w:tc>
           <w:tcPr>
             <w:tcW w:type="dxa" w:w="2592"/>
-            <w:shd w:fill="F9F9F9"/>
             <w:tcMar>
-              <w:top w:w="80" w:type="dxa"/>
-              <w:bottom w:w="80" w:type="dxa"/>
-              <w:left w:w="70" w:type="dxa"/>
-              <w:right w:w="70" w:type="dxa"/>
+              <w:top w:w="70" w:type="dxa"/>
+              <w:bottom w:w="70" w:type="dxa"/>
+              <w:left w:w="60" w:type="dxa"/>
+              <w:right w:w="60" w:type="dxa"/>
             </w:tcMar>
           </w:tcPr>
           <w:p>
             <w:r>
               <w:rPr>
+                <w:color w:val="000000"/>
                 <w:sz w:val="17"/>
               </w:rPr>
               <w:t>走馬看花購買進口塑膠小吊飾紀念品</w:t>
@@ -1284,12 +1285,11 @@
         <w:tc>
           <w:tcPr>
             <w:tcW w:type="dxa" w:w="1152"/>
-            <w:shd w:fill="F9F9F9"/>
             <w:tcMar>
-              <w:top w:w="80" w:type="dxa"/>
-              <w:bottom w:w="80" w:type="dxa"/>
-              <w:left w:w="70" w:type="dxa"/>
-              <w:right w:w="70" w:type="dxa"/>
+              <w:top w:w="70" w:type="dxa"/>
+              <w:bottom w:w="70" w:type="dxa"/>
+              <w:left w:w="60" w:type="dxa"/>
+              <w:right w:w="60" w:type="dxa"/>
             </w:tcMar>
           </w:tcPr>
           <w:p>
@@ -1298,6 +1298,7 @@
             </w:pPr>
             <w:r>
               <w:rPr>
+                <w:color w:val="000000"/>
                 <w:sz w:val="17"/>
               </w:rPr>
               <w:t>0.5 kg</w:t>
@@ -1307,17 +1308,17 @@
         <w:tc>
           <w:tcPr>
             <w:tcW w:type="dxa" w:w="2592"/>
-            <w:shd w:fill="F9F9F9"/>
             <w:tcMar>
-              <w:top w:w="80" w:type="dxa"/>
-              <w:bottom w:w="80" w:type="dxa"/>
-              <w:left w:w="70" w:type="dxa"/>
-              <w:right w:w="70" w:type="dxa"/>
+              <w:top w:w="70" w:type="dxa"/>
+              <w:bottom w:w="70" w:type="dxa"/>
+              <w:left w:w="60" w:type="dxa"/>
+              <w:right w:w="60" w:type="dxa"/>
             </w:tcMar>
           </w:tcPr>
           <w:p>
             <w:r>
               <w:rPr>
+                <w:color w:val="000000"/>
                 <w:sz w:val="17"/>
               </w:rPr>
               <w:t>升級 2小時竹藝工坊深度手作 (以竹代塑)</w:t>
@@ -1327,12 +1328,11 @@
         <w:tc>
           <w:tcPr>
             <w:tcW w:type="dxa" w:w="1152"/>
-            <w:shd w:fill="F9F9F9"/>
             <w:tcMar>
-              <w:top w:w="80" w:type="dxa"/>
-              <w:bottom w:w="80" w:type="dxa"/>
-              <w:left w:w="70" w:type="dxa"/>
-              <w:right w:w="70" w:type="dxa"/>
+              <w:top w:w="70" w:type="dxa"/>
+              <w:bottom w:w="70" w:type="dxa"/>
+              <w:left w:w="60" w:type="dxa"/>
+              <w:right w:w="60" w:type="dxa"/>
             </w:tcMar>
           </w:tcPr>
           <w:p>
@@ -1341,6 +1341,7 @@
             </w:pPr>
             <w:r>
               <w:rPr>
+                <w:color w:val="000000"/>
                 <w:sz w:val="17"/>
               </w:rPr>
               <w:t>0.8 kg</w:t>
@@ -1350,12 +1351,11 @@
         <w:tc>
           <w:tcPr>
             <w:tcW w:type="dxa" w:w="1152"/>
-            <w:shd w:fill="F9F9F9"/>
             <w:tcMar>
-              <w:top w:w="80" w:type="dxa"/>
-              <w:bottom w:w="80" w:type="dxa"/>
-              <w:left w:w="70" w:type="dxa"/>
-              <w:right w:w="70" w:type="dxa"/>
+              <w:top w:w="70" w:type="dxa"/>
+              <w:bottom w:w="70" w:type="dxa"/>
+              <w:left w:w="60" w:type="dxa"/>
+              <w:right w:w="60" w:type="dxa"/>
             </w:tcMar>
           </w:tcPr>
           <w:p>
@@ -1364,6 +1364,7 @@
             </w:pPr>
             <w:r>
               <w:rPr>
+                <w:color w:val="000000"/>
                 <w:sz w:val="17"/>
               </w:rPr>
               <w:t>+0.3 kg (體驗深化)</w:t>
@@ -1375,17 +1376,17 @@
         <w:tc>
           <w:tcPr>
             <w:tcW w:type="dxa" w:w="1584"/>
-            <w:shd w:fill="FFFFFF"/>
             <w:tcMar>
-              <w:top w:w="80" w:type="dxa"/>
-              <w:bottom w:w="80" w:type="dxa"/>
-              <w:left w:w="70" w:type="dxa"/>
-              <w:right w:w="70" w:type="dxa"/>
+              <w:top w:w="70" w:type="dxa"/>
+              <w:bottom w:w="70" w:type="dxa"/>
+              <w:left w:w="60" w:type="dxa"/>
+              <w:right w:w="60" w:type="dxa"/>
             </w:tcMar>
           </w:tcPr>
           <w:p>
             <w:r>
               <w:rPr>
+                <w:color w:val="000000"/>
                 <w:sz w:val="17"/>
               </w:rPr>
               <w:t>⑤ 門市據點</w:t>
@@ -1395,17 +1396,17 @@
         <w:tc>
           <w:tcPr>
             <w:tcW w:type="dxa" w:w="2592"/>
-            <w:shd w:fill="FFFFFF"/>
             <w:tcMar>
-              <w:top w:w="80" w:type="dxa"/>
-              <w:bottom w:w="80" w:type="dxa"/>
-              <w:left w:w="70" w:type="dxa"/>
-              <w:right w:w="70" w:type="dxa"/>
+              <w:top w:w="70" w:type="dxa"/>
+              <w:bottom w:w="70" w:type="dxa"/>
+              <w:left w:w="60" w:type="dxa"/>
+              <w:right w:w="60" w:type="dxa"/>
             </w:tcMar>
           </w:tcPr>
           <w:p>
             <w:r>
               <w:rPr>
+                <w:color w:val="000000"/>
                 <w:sz w:val="17"/>
               </w:rPr>
               <w:t>彩色紙本宣傳摺頁 (銅版紙) + 礦泉水廢瓶垃圾</w:t>
@@ -1415,12 +1416,11 @@
         <w:tc>
           <w:tcPr>
             <w:tcW w:type="dxa" w:w="1152"/>
-            <w:shd w:fill="FFFFFF"/>
             <w:tcMar>
-              <w:top w:w="80" w:type="dxa"/>
-              <w:bottom w:w="80" w:type="dxa"/>
-              <w:left w:w="70" w:type="dxa"/>
-              <w:right w:w="70" w:type="dxa"/>
+              <w:top w:w="70" w:type="dxa"/>
+              <w:bottom w:w="70" w:type="dxa"/>
+              <w:left w:w="60" w:type="dxa"/>
+              <w:right w:w="60" w:type="dxa"/>
             </w:tcMar>
           </w:tcPr>
           <w:p>
@@ -1429,6 +1429,7 @@
             </w:pPr>
             <w:r>
               <w:rPr>
+                <w:color w:val="000000"/>
                 <w:sz w:val="17"/>
               </w:rPr>
               <w:t>0.2 kg</w:t>
@@ -1438,17 +1439,17 @@
         <w:tc>
           <w:tcPr>
             <w:tcW w:type="dxa" w:w="2592"/>
-            <w:shd w:fill="FFFFFF"/>
             <w:tcMar>
-              <w:top w:w="80" w:type="dxa"/>
-              <w:bottom w:w="80" w:type="dxa"/>
-              <w:left w:w="70" w:type="dxa"/>
-              <w:right w:w="70" w:type="dxa"/>
+              <w:top w:w="70" w:type="dxa"/>
+              <w:bottom w:w="70" w:type="dxa"/>
+              <w:left w:w="60" w:type="dxa"/>
+              <w:right w:w="60" w:type="dxa"/>
             </w:tcMar>
           </w:tcPr>
           <w:p>
             <w:r>
               <w:rPr>
+                <w:color w:val="000000"/>
                 <w:sz w:val="17"/>
               </w:rPr>
               <w:t>數位電子手冊 QR Code 導讀 + 0 瓶裝垃圾</w:t>
@@ -1458,12 +1459,11 @@
         <w:tc>
           <w:tcPr>
             <w:tcW w:type="dxa" w:w="1152"/>
-            <w:shd w:fill="FFFFFF"/>
             <w:tcMar>
-              <w:top w:w="80" w:type="dxa"/>
-              <w:bottom w:w="80" w:type="dxa"/>
-              <w:left w:w="70" w:type="dxa"/>
-              <w:right w:w="70" w:type="dxa"/>
+              <w:top w:w="70" w:type="dxa"/>
+              <w:bottom w:w="70" w:type="dxa"/>
+              <w:left w:w="60" w:type="dxa"/>
+              <w:right w:w="60" w:type="dxa"/>
             </w:tcMar>
           </w:tcPr>
           <w:p>
@@ -1472,6 +1472,7 @@
             </w:pPr>
             <w:r>
               <w:rPr>
+                <w:color w:val="000000"/>
                 <w:sz w:val="17"/>
               </w:rPr>
               <w:t>0.2 kg</w:t>
@@ -1481,12 +1482,11 @@
         <w:tc>
           <w:tcPr>
             <w:tcW w:type="dxa" w:w="1152"/>
-            <w:shd w:fill="FFFFFF"/>
             <w:tcMar>
-              <w:top w:w="80" w:type="dxa"/>
-              <w:bottom w:w="80" w:type="dxa"/>
-              <w:left w:w="70" w:type="dxa"/>
-              <w:right w:w="70" w:type="dxa"/>
+              <w:top w:w="70" w:type="dxa"/>
+              <w:bottom w:w="70" w:type="dxa"/>
+              <w:left w:w="60" w:type="dxa"/>
+              <w:right w:w="60" w:type="dxa"/>
             </w:tcMar>
           </w:tcPr>
           <w:p>
@@ -1495,6 +1495,7 @@
             </w:pPr>
             <w:r>
               <w:rPr>
+                <w:color w:val="000000"/>
                 <w:sz w:val="17"/>
               </w:rPr>
               <w:t>源頭零廢棄</w:t>
@@ -1506,12 +1507,11 @@
         <w:tc>
           <w:tcPr>
             <w:tcW w:type="dxa" w:w="1584"/>
-            <w:shd w:fill="EBEBEB"/>
             <w:tcMar>
-              <w:top w:w="80" w:type="dxa"/>
-              <w:bottom w:w="80" w:type="dxa"/>
-              <w:left w:w="70" w:type="dxa"/>
-              <w:right w:w="70" w:type="dxa"/>
+              <w:top w:w="70" w:type="dxa"/>
+              <w:bottom w:w="70" w:type="dxa"/>
+              <w:left w:w="60" w:type="dxa"/>
+              <w:right w:w="60" w:type="dxa"/>
             </w:tcMar>
           </w:tcPr>
           <w:p>
@@ -1528,12 +1528,11 @@
         <w:tc>
           <w:tcPr>
             <w:tcW w:type="dxa" w:w="2592"/>
-            <w:shd w:fill="EBEBEB"/>
             <w:tcMar>
-              <w:top w:w="80" w:type="dxa"/>
-              <w:bottom w:w="80" w:type="dxa"/>
-              <w:left w:w="70" w:type="dxa"/>
-              <w:right w:w="70" w:type="dxa"/>
+              <w:top w:w="70" w:type="dxa"/>
+              <w:bottom w:w="70" w:type="dxa"/>
+              <w:left w:w="60" w:type="dxa"/>
+              <w:right w:w="60" w:type="dxa"/>
             </w:tcMar>
           </w:tcPr>
           <w:p>
@@ -1550,12 +1549,11 @@
         <w:tc>
           <w:tcPr>
             <w:tcW w:type="dxa" w:w="1152"/>
-            <w:shd w:fill="EBEBEB"/>
             <w:tcMar>
-              <w:top w:w="80" w:type="dxa"/>
-              <w:bottom w:w="80" w:type="dxa"/>
-              <w:left w:w="70" w:type="dxa"/>
-              <w:right w:w="70" w:type="dxa"/>
+              <w:top w:w="70" w:type="dxa"/>
+              <w:bottom w:w="70" w:type="dxa"/>
+              <w:left w:w="60" w:type="dxa"/>
+              <w:right w:w="60" w:type="dxa"/>
             </w:tcMar>
           </w:tcPr>
           <w:p>
@@ -1575,12 +1573,11 @@
         <w:tc>
           <w:tcPr>
             <w:tcW w:type="dxa" w:w="2592"/>
-            <w:shd w:fill="EBEBEB"/>
             <w:tcMar>
-              <w:top w:w="80" w:type="dxa"/>
-              <w:bottom w:w="80" w:type="dxa"/>
-              <w:left w:w="70" w:type="dxa"/>
-              <w:right w:w="70" w:type="dxa"/>
+              <w:top w:w="70" w:type="dxa"/>
+              <w:bottom w:w="70" w:type="dxa"/>
+              <w:left w:w="60" w:type="dxa"/>
+              <w:right w:w="60" w:type="dxa"/>
             </w:tcMar>
           </w:tcPr>
           <w:p>
@@ -1597,12 +1594,11 @@
         <w:tc>
           <w:tcPr>
             <w:tcW w:type="dxa" w:w="1152"/>
-            <w:shd w:fill="EBEBEB"/>
             <w:tcMar>
-              <w:top w:w="80" w:type="dxa"/>
-              <w:bottom w:w="80" w:type="dxa"/>
-              <w:left w:w="70" w:type="dxa"/>
-              <w:right w:w="70" w:type="dxa"/>
+              <w:top w:w="70" w:type="dxa"/>
+              <w:bottom w:w="70" w:type="dxa"/>
+              <w:left w:w="60" w:type="dxa"/>
+              <w:right w:w="60" w:type="dxa"/>
             </w:tcMar>
           </w:tcPr>
           <w:p>
@@ -1622,12 +1618,11 @@
         <w:tc>
           <w:tcPr>
             <w:tcW w:type="dxa" w:w="1152"/>
-            <w:shd w:fill="EBEBEB"/>
             <w:tcMar>
-              <w:top w:w="80" w:type="dxa"/>
-              <w:bottom w:w="80" w:type="dxa"/>
-              <w:left w:w="70" w:type="dxa"/>
-              <w:right w:w="70" w:type="dxa"/>
+              <w:top w:w="70" w:type="dxa"/>
+              <w:bottom w:w="70" w:type="dxa"/>
+              <w:left w:w="60" w:type="dxa"/>
+              <w:right w:w="60" w:type="dxa"/>
             </w:tcMar>
           </w:tcPr>
           <w:p>
@@ -1665,16 +1660,15 @@
         <w:tc>
           <w:tcPr>
             <w:tcW w:type="dxa" w:w="9360"/>
-            <w:shd w:fill="F5F5F5"/>
             <w:tcMar>
-              <w:top w:w="120" w:type="dxa"/>
-              <w:bottom w:w="120" w:type="dxa"/>
-              <w:left w:w="180" w:type="dxa"/>
-              <w:right w:w="180" w:type="dxa"/>
+              <w:top w:w="100" w:type="dxa"/>
+              <w:bottom w:w="100" w:type="dxa"/>
+              <w:left w:w="150" w:type="dxa"/>
+              <w:right w:w="150" w:type="dxa"/>
             </w:tcMar>
             <w:tcBorders>
               <w:top w:val="none"/>
-              <w:left w:val="single" w:sz="24" w:space="0" w:color="000000"/>
+              <w:left w:val="single" w:sz="18" w:space="0" w:color="000000"/>
               <w:bottom w:val="none"/>
               <w:right w:val="none"/>
             </w:tcBorders>
@@ -1693,7 +1687,7 @@
             </w:r>
             <w:r>
               <w:rPr>
-                <w:color w:val="282828"/>
+                <w:color w:val="000000"/>
                 <w:sz w:val="19"/>
               </w:rPr>
               <w:t>【特別說明：為何第④項遊憩體驗數值微增 0.3 kg？】</w:t>
@@ -1723,16 +1717,15 @@
         <w:tc>
           <w:tcPr>
             <w:tcW w:type="dxa" w:w="9360"/>
-            <w:shd w:fill="F5F5F5"/>
             <w:tcMar>
-              <w:top w:w="120" w:type="dxa"/>
-              <w:bottom w:w="120" w:type="dxa"/>
-              <w:left w:w="180" w:type="dxa"/>
-              <w:right w:w="180" w:type="dxa"/>
+              <w:top w:w="100" w:type="dxa"/>
+              <w:bottom w:w="100" w:type="dxa"/>
+              <w:left w:w="150" w:type="dxa"/>
+              <w:right w:w="150" w:type="dxa"/>
             </w:tcMar>
             <w:tcBorders>
               <w:top w:val="none"/>
-              <w:left w:val="single" w:sz="24" w:space="0" w:color="000000"/>
+              <w:left w:val="single" w:sz="18" w:space="0" w:color="000000"/>
               <w:bottom w:val="none"/>
               <w:right w:val="none"/>
             </w:tcBorders>
@@ -1751,7 +1744,7 @@
             </w:r>
             <w:r>
               <w:rPr>
-                <w:color w:val="282828"/>
+                <w:color w:val="000000"/>
                 <w:sz w:val="19"/>
               </w:rPr>
               <w:t>盤查實測數據證實：傳統遊程每位旅客產生約 48.6 kg CO₂e 碳排；透過本計畫輔導之低碳遊程規劃，每位旅客碳排放大幅降至 16.8 kg CO₂e，人均實質減碳高達 31.8 kg CO₂e（減碳幅度達 65.4%）！</w:t>
@@ -1791,7 +1784,7 @@
         <w:rPr>
           <w:rFonts w:ascii="Arial" w:hAnsi="Arial"/>
           <w:b/>
-          <w:color w:val="1E1E1E"/>
+          <w:color w:val="000000"/>
           <w:sz w:val="24"/>
         </w:rPr>
         <w:t>一、《小半天永續低碳漫遊與遊程碳盤查實務手冊》編撰架構</w:t>
@@ -1804,7 +1797,7 @@
       <w:r>
         <w:rPr>
           <w:rFonts w:ascii="Arial" w:hAnsi="Arial"/>
-          <w:color w:val="282828"/>
+          <w:color w:val="000000"/>
           <w:sz w:val="20"/>
         </w:rPr>
         <w:t>為使場域業者具備自主執行與持續推廣能力，本計畫完成了具備出版品質之《小半天永續低碳漫遊與遊程碳盤查實務手冊》（全書涵蓋五大核心篇章與實用附錄）：</w:t>
@@ -1827,7 +1820,7 @@
       <w:r>
         <w:rPr>
           <w:rFonts w:ascii="Arial" w:hAnsi="Arial"/>
-          <w:color w:val="282828"/>
+          <w:color w:val="000000"/>
           <w:sz w:val="19"/>
         </w:rPr>
         <w:t>詳述隆起台地地形、2,000 公頃孟宗竹海之年生質累積速率與吸碳機制（每公頃年固碳 12～15 噸）、長源圳百年古圳（林下涼爽比市區低 4～6℃ 之天然零碳冷氣房）、德興瀑布萬級負離子環境洗禮（10,000～25,000 ions/cm³）、凍頂烏龍友善草生茶園，以及石馬公園河津櫻秋春雙開之生態特色。</w:t>
@@ -1850,7 +1843,7 @@
       <w:r>
         <w:rPr>
           <w:rFonts w:ascii="Arial" w:hAnsi="Arial"/>
-          <w:color w:val="282828"/>
+          <w:color w:val="000000"/>
           <w:sz w:val="19"/>
         </w:rPr>
         <w:t>提出責任漫遊四大行動宣言（輕裝慢行、在地旬味、自備減塑、綠色採購）；深入分析大巴共乘（5.0 kg/人）與自駕（26.2 kg/人）之排碳差距；揭示牛肉高碳排（60 kg/kg）與在地竹筍蔬菜低碳排（0.8～1.5 kg/kg）之科學數據；倡導以竹代塑循環經濟與環保民宿夜間涼風免空調。</w:t>
@@ -1873,7 +1866,7 @@
       <w:r>
         <w:rPr>
           <w:rFonts w:ascii="Arial" w:hAnsi="Arial"/>
-          <w:color w:val="282828"/>
+          <w:color w:val="000000"/>
           <w:sz w:val="19"/>
         </w:rPr>
         <w:t>完整闡釋 ISO 14067 與觀光署指引架構；明定碳排核心計算公式：碳排放量 = Σ (活動數據 × 排放係數 × GWP)；獨家設計「小綠教你算」三大手把手實算範例（交通柴油油耗計算、餐飲合菜食材盤查、住宿夜間電力盤查）；並整理出觀光署五大服務構面之最新排放係數速查表（含 114 年最新電力係數 0.466 kg/度）。</w:t>
@@ -1896,7 +1889,7 @@
       <w:r>
         <w:rPr>
           <w:rFonts w:ascii="Arial" w:hAnsi="Arial"/>
-          <w:color w:val="282828"/>
+          <w:color w:val="000000"/>
           <w:sz w:val="19"/>
         </w:rPr>
         <w:t>完整收錄兩天一夜慢活行程時刻表（Day 1 瀑布竹海、Day 2 竹藝茶香）；詳列 20 人團體五大構面實測對比數據清冊，佐證人均減碳 31.8 kg (-65.4%) 之顯著績效。</w:t>
@@ -1919,7 +1912,7 @@
       <w:r>
         <w:rPr>
           <w:rFonts w:ascii="Arial" w:hAnsi="Arial"/>
-          <w:color w:val="282828"/>
+          <w:color w:val="000000"/>
           <w:sz w:val="19"/>
         </w:rPr>
         <w:t>詳述旅行社申請觀光署遊程產品碳標籤之四步驟作業指引（確立邊界 ➔ 蒐集憑證 ➔ 編撰報告 ➔ 第三方查核）；建立「先減量再抵換」之不漂綠原則；制定小半天 2025–2050 近中長期淨零路徑藍圖，目標邁向國際認證碳中和旅遊目的地。</w:t>
@@ -1942,7 +1935,7 @@
       <w:r>
         <w:rPr>
           <w:rFonts w:ascii="Arial" w:hAnsi="Arial"/>
-          <w:color w:val="282828"/>
+          <w:color w:val="000000"/>
           <w:sz w:val="19"/>
         </w:rPr>
         <w:t>提供出發前 5 大必備項目的旅客自主低碳 Check-List；附錄本計畫與在地業者共同擬定之「小半天在地永續綠色公約」宣誓詞。</w:t>
@@ -1957,7 +1950,7 @@
         <w:rPr>
           <w:rFonts w:ascii="Arial" w:hAnsi="Arial"/>
           <w:b/>
-          <w:color w:val="1E1E1E"/>
+          <w:color w:val="000000"/>
           <w:sz w:val="24"/>
         </w:rPr>
         <w:t>二、雙導遊 IP 人設建構與在地知識轉譯</w:t>
@@ -1970,7 +1963,7 @@
       <w:r>
         <w:rPr>
           <w:rFonts w:ascii="Arial" w:hAnsi="Arial"/>
-          <w:color w:val="282828"/>
+          <w:color w:val="000000"/>
           <w:sz w:val="20"/>
         </w:rPr>
         <w:t>手冊特別創設「雙導遊聯手帶路」之擬人化角色 IP：在地青年嚮導「阿天」以親切熱情口吻解說竹海古圳風光，專精以竹代塑工藝；碳盤專家導遊「小綠」則以專業且生動之比喻拆解艱澀算式。透過雙主角的對話引導，將原本冰冷的溫室氣體數據轉化為生動有趣的綠色生活實踐指南。</w:t>
@@ -2000,7 +1993,7 @@
         <w:rPr>
           <w:rFonts w:ascii="Arial" w:hAnsi="Arial"/>
           <w:b/>
-          <w:color w:val="1E1E1E"/>
+          <w:color w:val="000000"/>
           <w:sz w:val="24"/>
         </w:rPr>
         <w:t>一、場域數據教材化：打造跨領域永續課程教案</w:t>
@@ -2013,7 +2006,7 @@
       <w:r>
         <w:rPr>
           <w:rFonts w:ascii="Arial" w:hAnsi="Arial"/>
-          <w:color w:val="282828"/>
+          <w:color w:val="000000"/>
           <w:sz w:val="20"/>
         </w:rPr>
         <w:t>作為子計畫H負責人，本團隊將小半天實踐場域所獲取之第一手碳盤查實測數據、活動數據蒐集憑證及方法學計算模型，全數回饋並轉化為校內專業課程之全新教案。此一教案徹底顛覆傳統教科書之虛擬案例教學，讓學生直接面對真實產業環境中的碳排放問題，完成「學用合一」之深耕教育。</w:t>
@@ -2028,7 +2021,7 @@
         <w:rPr>
           <w:rFonts w:ascii="Arial" w:hAnsi="Arial"/>
           <w:b/>
-          <w:color w:val="1E1E1E"/>
+          <w:color w:val="000000"/>
           <w:sz w:val="24"/>
         </w:rPr>
         <w:t>二、對接課程體系與跨領域人才培育</w:t>
@@ -2041,7 +2034,7 @@
       <w:r>
         <w:rPr>
           <w:rFonts w:ascii="Arial" w:hAnsi="Arial"/>
-          <w:color w:val="282828"/>
+          <w:color w:val="000000"/>
           <w:sz w:val="20"/>
         </w:rPr>
         <w:t>更新後之教案深度融入國立臺中科技大學多門專業與通識課程體系：</w:t>
@@ -2064,7 +2057,7 @@
       <w:r>
         <w:rPr>
           <w:rFonts w:ascii="Arial" w:hAnsi="Arial"/>
-          <w:color w:val="282828"/>
+          <w:color w:val="000000"/>
           <w:sz w:val="19"/>
         </w:rPr>
         <w:t>引導學生實際演練旅行業遊程碳足跡盤查計算表格，操作活動數據填報、碳排放係數配對及碳排熱點（Hotspot）分析，掌握範疇一、二、三劃分技能。</w:t>
@@ -2087,7 +2080,7 @@
       <w:r>
         <w:rPr>
           <w:rFonts w:ascii="Arial" w:hAnsi="Arial"/>
-          <w:color w:val="282828"/>
+          <w:color w:val="000000"/>
           <w:sz w:val="19"/>
         </w:rPr>
         <w:t>結合環境部氣候變遷因應法、碳費徵收機制及國際歐盟 CBAM 趨勢，以小半天竹林碳匯與觀光署碳標籤制度為實務案例，探討地方綠色經濟轉型策略。</w:t>
@@ -2110,7 +2103,7 @@
       <w:r>
         <w:rPr>
           <w:rFonts w:ascii="Arial" w:hAnsi="Arial"/>
-          <w:color w:val="282828"/>
+          <w:color w:val="000000"/>
           <w:sz w:val="19"/>
         </w:rPr>
         <w:t>以小半天 2,000 公頃孟宗竹林為標的，探討以竹代塑、竹炭高溫固碳資材與自然碳匯之商業模式創新。</w:t>
@@ -2125,7 +2118,7 @@
         <w:rPr>
           <w:rFonts w:ascii="Arial" w:hAnsi="Arial"/>
           <w:b/>
-          <w:color w:val="1E1E1E"/>
+          <w:color w:val="000000"/>
           <w:sz w:val="24"/>
         </w:rPr>
         <w:t>三、融入「iPAS 淨零碳規劃管理師」國家證照培訓</w:t>
@@ -2138,7 +2131,7 @@
       <w:r>
         <w:rPr>
           <w:rFonts w:ascii="Arial" w:hAnsi="Arial"/>
-          <w:color w:val="282828"/>
+          <w:color w:val="000000"/>
           <w:sz w:val="20"/>
         </w:rPr>
         <w:t>本計畫教案進一步對接經濟部「iPAS 淨零碳規劃管理師」初級能力鑑定規範。教案涵蓋國際溫室氣體盤查準則（ISO 14064-1、ISO 14067）、排放係數庫查詢應用及實質減量規劃方法，有效提升修課學生通過國家級綠領專業證照之合格率，實質培育具備就業即戰力之產業永續專才。</w:t>
@@ -2153,7 +2146,7 @@
         <w:rPr>
           <w:rFonts w:ascii="Arial" w:hAnsi="Arial"/>
           <w:b/>
-          <w:color w:val="1E1E1E"/>
+          <w:color w:val="000000"/>
           <w:sz w:val="24"/>
         </w:rPr>
         <w:t>四、導入生成式 AI 數位工具與師生場域實踐</w:t>
@@ -2166,7 +2159,7 @@
       <w:r>
         <w:rPr>
           <w:rFonts w:ascii="Arial" w:hAnsi="Arial"/>
-          <w:color w:val="282828"/>
+          <w:color w:val="000000"/>
           <w:sz w:val="20"/>
         </w:rPr>
         <w:t>本計畫引導學生善用生成式 AI 工具（ChatGPT、Claude、Gemini、Perplexity）進行文獻調研與碳排資料初篩，並結合 Python 程式開發向量視覺化圖表與前端互動介面。修課學生在計畫團隊帶領下實際進駐小半天休閒農業區，與在地竹藝師、民宿主人及茶農深度對話，協助業者檢視日常營運中的能源消耗，實現「以專業回饋在地、以場域淬鍊專業」之大學社會責任精神。</w:t>
@@ -2196,7 +2189,7 @@
         <w:rPr>
           <w:rFonts w:ascii="Arial" w:hAnsi="Arial"/>
           <w:b/>
-          <w:color w:val="1E1E1E"/>
+          <w:color w:val="000000"/>
           <w:sz w:val="24"/>
         </w:rPr>
         <w:t>一、系統開發理念：全自包含（Self-Contained）免伺服器架構</w:t>
@@ -2209,7 +2202,7 @@
       <w:r>
         <w:rPr>
           <w:rFonts w:ascii="Arial" w:hAnsi="Arial"/>
-          <w:color w:val="282828"/>
+          <w:color w:val="000000"/>
           <w:sz w:val="20"/>
         </w:rPr>
         <w:t>針對偏鄉山區休閒農業區在推廣數位工具時常面臨的網路頻寬不穩、外鏈圖檔失效、CORS 跨域限制或伺服器維護成本高昂等問題，本計畫技術團隊採用創新的「Master Builder Script (build_full_website.py)」架構。整套系統包含所有向量角色立繪、高解析度資訊圖表、自訂樣式表與互動計算邏輯，全數經過 Base64 編碼內嵌於單一 index.html 檔案中（檔案約 1.6MB）。使用者無需架設後端資料庫或伺服器，直接使用任何標準瀏覽器即可 100% 離線相容開啟，確保現場解說推廣零破圖、零死角。</w:t>
@@ -2224,7 +2217,7 @@
         <w:rPr>
           <w:rFonts w:ascii="Arial" w:hAnsi="Arial"/>
           <w:b/>
-          <w:color w:val="1E1E1E"/>
+          <w:color w:val="000000"/>
           <w:sz w:val="24"/>
         </w:rPr>
         <w:t>二、前端技術與響應式介面設計</w:t>
@@ -2237,7 +2230,7 @@
       <w:r>
         <w:rPr>
           <w:rFonts w:ascii="Arial" w:hAnsi="Arial"/>
-          <w:color w:val="282828"/>
+          <w:color w:val="000000"/>
           <w:sz w:val="20"/>
         </w:rPr>
         <w:t>介面採用 Tailwind CSS 框架結合現代玻璃擬態（Glassmorphism）與大地自然色系（森綠、竹青、暖琥珀），提供流暢之微互動動畫與卡片式版面配置。全站具備高度響應式設計（RWD），在桌上型電腦、平板及智慧型手機直向檢視下皆能自動最適化呈現。</w:t>
@@ -2252,7 +2245,7 @@
         <w:rPr>
           <w:rFonts w:ascii="Arial" w:hAnsi="Arial"/>
           <w:b/>
-          <w:color w:val="1E1E1E"/>
+          <w:color w:val="000000"/>
           <w:sz w:val="24"/>
         </w:rPr>
         <w:t>三、六大核心功能模組規劃</w:t>
@@ -2275,7 +2268,7 @@
       <w:r>
         <w:rPr>
           <w:rFonts w:ascii="Arial" w:hAnsi="Arial"/>
-          <w:color w:val="282828"/>
+          <w:color w:val="000000"/>
           <w:sz w:val="19"/>
         </w:rPr>
         <w:t>呈現深邃山林氛圍、觀光署計算指引認證標章、三大關鍵 KPI 績效卡（-65.4% 減碳、2,000+ 公頃竹林、5 大構面盤查）及立體 3D 精裝手冊封面展示。</w:t>
@@ -2298,7 +2291,7 @@
       <w:r>
         <w:rPr>
           <w:rFonts w:ascii="Arial" w:hAnsi="Arial"/>
-          <w:color w:val="282828"/>
+          <w:color w:val="000000"/>
           <w:sz w:val="19"/>
         </w:rPr>
         <w:t>收錄在地嚮導阿天與碳盤專家小綠之獨立透明立繪卡片、身分履歷、配備標籤與專業專長指標。</w:t>
@@ -2321,7 +2314,7 @@
       <w:r>
         <w:rPr>
           <w:rFonts w:ascii="Arial" w:hAnsi="Arial"/>
-          <w:color w:val="282828"/>
+          <w:color w:val="000000"/>
           <w:sz w:val="19"/>
         </w:rPr>
         <w:t>將兩天一夜低碳慢活行程視覺化為時間軸圖表，並呈現長源圳竹海、竹筒飯、德興瀑布、竹藝工坊四大特色站點卡。</w:t>
@@ -2344,7 +2337,7 @@
       <w:r>
         <w:rPr>
           <w:rFonts w:ascii="Arial" w:hAnsi="Arial"/>
-          <w:color w:val="282828"/>
+          <w:color w:val="000000"/>
           <w:sz w:val="19"/>
         </w:rPr>
         <w:t>旅客可自由點選不同【交通運具】、【餐飲型態】、【住宿選擇】及【DIY體驗】方案；右側高對比儀表板即時演算人均碳足跡總量、減碳百分比、各構面佔比條圖，並自動折算為等同於幾棵成年孟宗竹整年吸收量。</w:t>
@@ -2367,7 +2360,7 @@
       <w:r>
         <w:rPr>
           <w:rFonts w:ascii="Arial" w:hAnsi="Arial"/>
-          <w:color w:val="282828"/>
+          <w:color w:val="000000"/>
           <w:sz w:val="19"/>
         </w:rPr>
         <w:t>以分頁標籤（Tab）形式完整收錄手冊篇章一至篇章五，包含詳細論述、公式說明、三項手把手計算教學與完整係數表格，並支援 window.print() 一鍵列印與 PDF 存檔。</w:t>
@@ -2390,7 +2383,7 @@
       <w:r>
         <w:rPr>
           <w:rFonts w:ascii="Arial" w:hAnsi="Arial"/>
-          <w:color w:val="282828"/>
+          <w:color w:val="000000"/>
           <w:sz w:val="19"/>
         </w:rPr>
         <w:t>提供互動式 Checkbox 勾選檢核表，方便旅客行前點檢個人環保用具；下方陳列莊重之永續綠色公約誓詞。</w:t>
@@ -2405,7 +2398,7 @@
         <w:rPr>
           <w:rFonts w:ascii="Arial" w:hAnsi="Arial"/>
           <w:b/>
-          <w:color w:val="1E1E1E"/>
+          <w:color w:val="000000"/>
           <w:sz w:val="24"/>
         </w:rPr>
         <w:t>四、系統介面截圖與詳細功能解說</w:t>
@@ -2418,7 +2411,7 @@
       <w:r>
         <w:rPr>
           <w:rFonts w:ascii="Arial" w:hAnsi="Arial"/>
-          <w:color w:val="282828"/>
+          <w:color w:val="000000"/>
           <w:sz w:val="20"/>
         </w:rPr>
         <w:t>以下透過系統實際運作畫面之高解析度截圖，逐一檢視各功能模組之設計實績：</w:t>
@@ -2473,7 +2466,7 @@
         <w:rPr>
           <w:rFonts w:ascii="Arial" w:hAnsi="Arial"/>
           <w:b/>
-          <w:color w:val="505050"/>
+          <w:color w:val="000000"/>
           <w:sz w:val="18"/>
         </w:rPr>
         <w:t>▲ 圖 1：首頁主視覺區、核心數據指標與 3D 浮雕精裝手冊封面展示</w:t>
@@ -2486,7 +2479,7 @@
       <w:r>
         <w:rPr>
           <w:rFonts w:ascii="Arial" w:hAnsi="Arial"/>
-          <w:color w:val="282828"/>
+          <w:color w:val="000000"/>
           <w:sz w:val="20"/>
         </w:rPr>
         <w:t>【圖 1 說明】主視覺區以深色大地漸變為基底，左側清楚標示觀光署計算指引依循與 114 年度電力排放係數 0.466 kg/度；下方呈現三大量化成果卡；右側展示 3D 立體精裝手冊封面，傳達嚴謹專業之出版品質。</w:t>
@@ -2541,7 +2534,7 @@
         <w:rPr>
           <w:rFonts w:ascii="Arial" w:hAnsi="Arial"/>
           <w:b/>
-          <w:color w:val="505050"/>
+          <w:color w:val="000000"/>
           <w:sz w:val="18"/>
         </w:rPr>
         <w:t>▲ 圖 2：雙導遊官方立繪專區（真・阿天 ✕ 真・綠導遊）</w:t>
@@ -2554,7 +2547,7 @@
       <w:r>
         <w:rPr>
           <w:rFonts w:ascii="Arial" w:hAnsi="Arial"/>
-          <w:color w:val="282828"/>
+          <w:color w:val="000000"/>
           <w:sz w:val="20"/>
         </w:rPr>
         <w:t>【圖 2 說明】採用雙欄卡片設計，分別呈現在地青年阿天（手持小半天旗、竹葉遮陽帽）與碳盤專家小綠（手持 CO₂ 計數旗、星型髮夾）之專屬立繪，並詳列各自背景設定、經典台詞與五星專業能力雷達。</w:t>
@@ -2609,7 +2602,7 @@
         <w:rPr>
           <w:rFonts w:ascii="Arial" w:hAnsi="Arial"/>
           <w:b/>
-          <w:color w:val="505050"/>
+          <w:color w:val="000000"/>
           <w:sz w:val="18"/>
         </w:rPr>
         <w:t>▲ 圖 3：小半天兩天一夜慢活低碳示範遊程路線圖與特色站點</w:t>
@@ -2622,7 +2615,7 @@
       <w:r>
         <w:rPr>
           <w:rFonts w:ascii="Arial" w:hAnsi="Arial"/>
-          <w:color w:val="282828"/>
+          <w:color w:val="000000"/>
           <w:sz w:val="20"/>
         </w:rPr>
         <w:t>【圖 3 說明】整合團隊繪製之示範遊程全景時程圖表，輔以長源圳竹海、產地時令竹筒飯、德興瀑布水氣及竹藝工坊四大特色亮點卡，引導旅客理解各遊程節點之生態保育與低碳意涵。</w:t>
@@ -2677,7 +2670,7 @@
         <w:rPr>
           <w:rFonts w:ascii="Arial" w:hAnsi="Arial"/>
           <w:b/>
-          <w:color w:val="505050"/>
+          <w:color w:val="000000"/>
           <w:sz w:val="18"/>
         </w:rPr>
         <w:t>▲ 圖 4：遊程碳足跡即時互動試算模擬器與動態 ESG 減碳儀表板</w:t>
@@ -2690,7 +2683,7 @@
       <w:r>
         <w:rPr>
           <w:rFonts w:ascii="Arial" w:hAnsi="Arial"/>
-          <w:color w:val="282828"/>
+          <w:color w:val="000000"/>
           <w:sz w:val="20"/>
         </w:rPr>
         <w:t>【圖 4 說明】模擬器上方收錄五大構面減碳對比圖；下方左側提供旅客自由勾選不同運具、飲食、住宿及 DIY 體驗；右側高對比儀表板即時動態演算人均碳排、長條圖比例及成年孟宗竹折算顆數。</w:t>
@@ -2745,7 +2738,7 @@
         <w:rPr>
           <w:rFonts w:ascii="Arial" w:hAnsi="Arial"/>
           <w:b/>
-          <w:color w:val="505050"/>
+          <w:color w:val="000000"/>
           <w:sz w:val="18"/>
         </w:rPr>
         <w:t>▲ 圖 5：手冊全文線上閱讀專區（篇章三：碳盤查公式、計算教學與係數表）</w:t>
@@ -2758,7 +2751,7 @@
       <w:r>
         <w:rPr>
           <w:rFonts w:ascii="Arial" w:hAnsi="Arial"/>
-          <w:color w:val="282828"/>
+          <w:color w:val="000000"/>
           <w:sz w:val="20"/>
         </w:rPr>
         <w:t>【圖 5 說明】手冊閱讀器第 3 頁籤完整展示觀光署指引盤查方法學，包含「小綠教你算」三大手把手算式拆解（交通、餐飲、住宿）及五大服務構面之最新排放係數速查對照表。</w:t>
@@ -2813,7 +2806,7 @@
         <w:rPr>
           <w:rFonts w:ascii="Arial" w:hAnsi="Arial"/>
           <w:b/>
-          <w:color w:val="505050"/>
+          <w:color w:val="000000"/>
           <w:sz w:val="18"/>
         </w:rPr>
         <w:t>▲ 圖 6：手冊全文線上閱讀專區（篇章四：示範遊程實測數據逐項對比清冊）</w:t>
@@ -2826,7 +2819,7 @@
       <w:r>
         <w:rPr>
           <w:rFonts w:ascii="Arial" w:hAnsi="Arial"/>
-          <w:color w:val="282828"/>
+          <w:color w:val="000000"/>
           <w:sz w:val="20"/>
         </w:rPr>
         <w:t>【圖 6 說明】手冊閱讀器第 4 頁籤完整陳列 20 人團體兩天一夜實測比對清冊，逐項對照傳統自駕遊程與低碳遊程之具體活動數據與每人碳排放量，清楚佐證人均減碳 31.8 kg (-65.4%) 之成效。</w:t>
@@ -2881,7 +2874,7 @@
         <w:rPr>
           <w:rFonts w:ascii="Arial" w:hAnsi="Arial"/>
           <w:b/>
-          <w:color w:val="505050"/>
+          <w:color w:val="000000"/>
           <w:sz w:val="18"/>
         </w:rPr>
         <w:t>▲ 圖 7：手冊全文線上閱讀專區（附錄：自主低碳檢核表與綠色公約）</w:t>
@@ -2894,7 +2887,7 @@
       <w:r>
         <w:rPr>
           <w:rFonts w:ascii="Arial" w:hAnsi="Arial"/>
-          <w:color w:val="282828"/>
+          <w:color w:val="000000"/>
           <w:sz w:val="20"/>
         </w:rPr>
         <w:t>【圖 7 說明】手冊閱讀器第 6 頁籤提供互動式 Checkbox 勾選框，方便旅客行前逐項確認個人自備品；下方附上本計畫與在地業者共同簽署之小半天永續綠色公約全文。</w:t>
@@ -2924,7 +2917,7 @@
         <w:rPr>
           <w:rFonts w:ascii="Arial" w:hAnsi="Arial"/>
           <w:b/>
-          <w:color w:val="1E1E1E"/>
+          <w:color w:val="000000"/>
           <w:sz w:val="24"/>
         </w:rPr>
         <w:t>一、競賽緣起與校園日常低碳運具推動理念</w:t>
@@ -2937,7 +2930,7 @@
       <w:r>
         <w:rPr>
           <w:rFonts w:ascii="Arial" w:hAnsi="Arial"/>
-          <w:color w:val="282828"/>
+          <w:color w:val="000000"/>
           <w:sz w:val="20"/>
         </w:rPr>
         <w:t>子計畫H 致力於推動綠色低碳運具之普及與實踐，不僅深入南投小半天場域推動「大眾接駁替代自駕車」（實現人均 -66.3% 之交通減碳），更積極將低碳行動由校外場域延伸至師生校園日常生活。為鼓勵全校師生將低碳運具融入通勤與日常代步習慣，國立臺中科技大學永續發展辦公室攜手高等教育深耕計畫及智慧產業學院 USR 計畫，特別策劃主辦「騎出你的減碳力！YouBike 減碳挑戰賽」。本競賽透過數位科技綁定專屬群組，讓減碳行為化為可視化之具體量化數據，達成「校園日常通勤 ✕ 場域農旅慢活」雙軌並進之全方位減碳生活圈。</w:t>
@@ -2952,7 +2945,7 @@
         <w:rPr>
           <w:rFonts w:ascii="Arial" w:hAnsi="Arial"/>
           <w:b/>
-          <w:color w:val="1E1E1E"/>
+          <w:color w:val="000000"/>
           <w:sz w:val="24"/>
         </w:rPr>
         <w:t>二、數位化競賽機制與階梯式激勵制度</w:t>
@@ -2965,7 +2958,7 @@
       <w:r>
         <w:rPr>
           <w:rFonts w:ascii="Arial" w:hAnsi="Arial"/>
-          <w:color w:val="282828"/>
+          <w:color w:val="000000"/>
           <w:sz w:val="20"/>
         </w:rPr>
         <w:t>為降低參與門檻並激發持續實踐動能，競賽導入 YouBike APP 數位化追蹤機制，參與師生僅需掃描專屬 QR Code 即可加入【國立臺中科技大學】組織群組，由系統自動統計個人騎乘里程與累積減碳量。競賽設有三大階梯式獎項機制，層層引導師生養成綠色通勤習慣：</w:t>
@@ -2988,7 +2981,7 @@
       <w:r>
         <w:rPr>
           <w:rFonts w:ascii="Arial" w:hAnsi="Arial"/>
-          <w:color w:val="282828"/>
+          <w:color w:val="000000"/>
           <w:sz w:val="19"/>
         </w:rPr>
         <w:t>加入專屬群組並完成登記者即可參加抽獎，共抽出 20 名幸運師生獲得 50 元超商禮物卡，有效打破行動門檻，引發校園初期熱烈迴響。</w:t>
@@ -3011,7 +3004,7 @@
       <w:r>
         <w:rPr>
           <w:rFonts w:ascii="Arial" w:hAnsi="Arial"/>
-          <w:color w:val="282828"/>
+          <w:color w:val="000000"/>
           <w:sz w:val="19"/>
         </w:rPr>
         <w:t>凡於 4 月至 6 月任一單月累積減碳量達 5 kg CO₂e 以上者（約相當於單月騎乘 26 次），即可獲得 100 元禮物卡，全校共計提供 120 名獎額，有效促成師生日常通勤模式之綠色轉換。</w:t>
@@ -3034,7 +3027,7 @@
       <w:r>
         <w:rPr>
           <w:rFonts w:ascii="Arial" w:hAnsi="Arial"/>
-          <w:color w:val="282828"/>
+          <w:color w:val="000000"/>
           <w:sz w:val="19"/>
         </w:rPr>
         <w:t>於 4 月至 6 月整季累計減碳量達 20 kg CO₂e 以上者（約相當於整季騎乘 102 次），即可獲頒 500 元禮物卡及專屬神秘禮物，共計表彰 24 名減碳模範先鋒，樹立校園淨零生活標竿。</w:t>
@@ -3049,7 +3042,7 @@
         <w:rPr>
           <w:rFonts w:ascii="Arial" w:hAnsi="Arial"/>
           <w:b/>
-          <w:color w:val="1E1E1E"/>
+          <w:color w:val="000000"/>
           <w:sz w:val="24"/>
         </w:rPr>
         <w:t>三、熱烈迴響與盛大頒獎典禮（114年6月23日）</w:t>
@@ -3062,7 +3055,7 @@
       <w:r>
         <w:rPr>
           <w:rFonts w:ascii="Arial" w:hAnsi="Arial"/>
-          <w:color w:val="282828"/>
+          <w:color w:val="000000"/>
           <w:sz w:val="20"/>
         </w:rPr>
         <w:t>競賽自開跑以來獲得全校各系所師生極度熱烈的響應與參與，累計騎乘次數突破萬次，全校累積減碳量成效卓著。主辦單位於 114 年 6 月 23 日假校內隆重舉行「YouBike 減碳挑戰賽成果頒獎典禮」，由計畫團隊與校內長官親自頒獎表揚獲獎師生代表。現場氣氛熱烈，得獎師生紛紛分享透過 YouBike 代步後的生活轉變，充分展現中科大師生自發落實淨零行動的蓬勃活力。</w:t>
@@ -3082,16 +3075,15 @@
         <w:tc>
           <w:tcPr>
             <w:tcW w:type="dxa" w:w="9360"/>
-            <w:shd w:fill="F5F5F5"/>
             <w:tcMar>
-              <w:top w:w="120" w:type="dxa"/>
-              <w:bottom w:w="120" w:type="dxa"/>
-              <w:left w:w="180" w:type="dxa"/>
-              <w:right w:w="180" w:type="dxa"/>
+              <w:top w:w="100" w:type="dxa"/>
+              <w:bottom w:w="100" w:type="dxa"/>
+              <w:left w:w="150" w:type="dxa"/>
+              <w:right w:w="150" w:type="dxa"/>
             </w:tcMar>
             <w:tcBorders>
               <w:top w:val="none"/>
-              <w:left w:val="single" w:sz="24" w:space="0" w:color="000000"/>
+              <w:left w:val="single" w:sz="18" w:space="0" w:color="000000"/>
               <w:bottom w:val="none"/>
               <w:right w:val="none"/>
             </w:tcBorders>
@@ -3110,7 +3102,7 @@
             </w:r>
             <w:r>
               <w:rPr>
-                <w:color w:val="282828"/>
+                <w:color w:val="000000"/>
                 <w:sz w:val="19"/>
               </w:rPr>
               <w:t>「騎出你的減碳力！YouBike 減碳挑戰賽」成功將綠色低碳運具概念內化為師生之日常直覺。透過數位 APP 群組追蹤與具體獎勵機制，成功帶動逾百位師生長期投入低碳通勤，圓滿達成子計畫H 所設定之『舉辦淨零永續競賽 1 場』之自訂績效目標（達成率 100%），為校園碳中和目標奠定深厚且可持續之群眾基石！</w:t>
@@ -3133,7 +3125,7 @@
         <w:rPr>
           <w:rFonts w:ascii="Arial" w:hAnsi="Arial"/>
           <w:b/>
-          <w:color w:val="1E1E1E"/>
+          <w:color w:val="000000"/>
           <w:sz w:val="24"/>
         </w:rPr>
         <w:t>四、競賽活動紀錄與精彩照片實錄</w:t>
@@ -3146,7 +3138,7 @@
       <w:r>
         <w:rPr>
           <w:rFonts w:ascii="Arial" w:hAnsi="Arial"/>
-          <w:color w:val="282828"/>
+          <w:color w:val="000000"/>
           <w:sz w:val="20"/>
         </w:rPr>
         <w:t>以下為「騎出你的減碳力！YouBike 減碳挑戰賽」自活動宣傳至成果頒獎典禮之實況照片紀錄：</w:t>
@@ -3201,7 +3193,7 @@
         <w:rPr>
           <w:rFonts w:ascii="Arial" w:hAnsi="Arial"/>
           <w:b/>
-          <w:color w:val="505050"/>
+          <w:color w:val="000000"/>
           <w:sz w:val="18"/>
         </w:rPr>
         <w:t>▲ 圖 8：國立臺中科技大學「騎出你的減碳力！YouBike 減碳挑戰賽」活動主視覺海報</w:t>
@@ -3214,7 +3206,7 @@
       <w:r>
         <w:rPr>
           <w:rFonts w:ascii="Arial" w:hAnsi="Arial"/>
-          <w:color w:val="282828"/>
+          <w:color w:val="000000"/>
           <w:sz w:val="20"/>
         </w:rPr>
         <w:t>【圖 8 說明】活動宣傳海報完整呈現主辦單位（永續發展辦公室）與協辦單位（高教深耕計畫、智慧產業學院 USR），詳列掃描 QR Code 綁定群組步驟及參加獎、月月達成獎、首季英雄獎三大階梯獎項規範。</w:t>
@@ -3269,7 +3261,7 @@
         <w:rPr>
           <w:rFonts w:ascii="Arial" w:hAnsi="Arial"/>
           <w:b/>
-          <w:color w:val="505050"/>
+          <w:color w:val="000000"/>
           <w:sz w:val="18"/>
         </w:rPr>
         <w:t>▲ 圖 9：「首季英雄獎」獲獎師生頒獎典禮留影（4-6月累積減碳 ≥ 20 kg CO₂e，約102次騎乘）</w:t>
@@ -3282,7 +3274,7 @@
       <w:r>
         <w:rPr>
           <w:rFonts w:ascii="Arial" w:hAnsi="Arial"/>
-          <w:color w:val="282828"/>
+          <w:color w:val="000000"/>
           <w:sz w:val="20"/>
         </w:rPr>
         <w:t>【圖 9 說明】6 月 23 日頒獎典禮上，計畫團隊親自頒發「首季英雄獎」予累積減碳超過 20 公斤之優秀師生代表，表彰其身體力行、堅持綠色通勤之卓越貢獻。</w:t>
@@ -3337,7 +3329,7 @@
         <w:rPr>
           <w:rFonts w:ascii="Arial" w:hAnsi="Arial"/>
           <w:b/>
-          <w:color w:val="505050"/>
+          <w:color w:val="000000"/>
           <w:sz w:val="18"/>
         </w:rPr>
         <w:t>▲ 圖 10：「月月達成獎」獲獎師生代表受獎留念（單月減碳 ≥ 5 kg CO₂e，約26次騎乘）</w:t>
@@ -3350,7 +3342,7 @@
       <w:r>
         <w:rPr>
           <w:rFonts w:ascii="Arial" w:hAnsi="Arial"/>
-          <w:color w:val="282828"/>
+          <w:color w:val="000000"/>
           <w:sz w:val="20"/>
         </w:rPr>
         <w:t>【圖 10 說明】「月月達成獎」頒獎儀式合影，肯定師生在 4-6 月期間每月維持高頻率 YouBike 騎乘，將淨零減碳真正落實於求學與上班日常生活。</w:t>
@@ -3405,7 +3397,7 @@
         <w:rPr>
           <w:rFonts w:ascii="Arial" w:hAnsi="Arial"/>
           <w:b/>
-          <w:color w:val="505050"/>
+          <w:color w:val="000000"/>
           <w:sz w:val="18"/>
         </w:rPr>
         <w:t>▲ 圖 11：「參加獎」獲獎同學代表領獎合影留念</w:t>
@@ -3418,7 +3410,7 @@
       <w:r>
         <w:rPr>
           <w:rFonts w:ascii="Arial" w:hAnsi="Arial"/>
-          <w:color w:val="282828"/>
+          <w:color w:val="000000"/>
           <w:sz w:val="20"/>
         </w:rPr>
         <w:t>【圖 11 說明】「參加獎」得獎同學開心受獎留念。透過親民的抽獎與鼓勵機制，成功帶動廣大同學熱情參與，有效營造校園全員減碳風氣。</w:t>
@@ -3448,7 +3440,7 @@
         <w:rPr>
           <w:rFonts w:ascii="Arial" w:hAnsi="Arial"/>
           <w:b/>
-          <w:color w:val="1E1E1E"/>
+          <w:color w:val="000000"/>
           <w:sz w:val="24"/>
         </w:rPr>
         <w:t>一、子計畫H 績效指標達成情形檢核</w:t>
@@ -3461,7 +3453,7 @@
       <w:r>
         <w:rPr>
           <w:rFonts w:ascii="Arial" w:hAnsi="Arial"/>
-          <w:color w:val="282828"/>
+          <w:color w:val="000000"/>
           <w:sz w:val="20"/>
         </w:rPr>
         <w:t>對照本校 USR 計畫書（表12）所訂定之年度管考績效目標，子計畫H 各項指標均已 100% 圓滿達成：</w:t>
@@ -3473,6 +3465,14 @@
         <w:jc w:val="center"/>
         <w:tblLayout w:type="fixed"/>
         <w:tblLook w:firstColumn="1" w:firstRow="1" w:lastColumn="0" w:lastRow="0" w:noHBand="0" w:noVBand="1" w:val="04A0"/>
+        <w:tblBorders>
+          <w:top w:val="single" w:sz="4" w:space="0" w:color="000000"/>
+          <w:left w:val="single" w:sz="4" w:space="0" w:color="000000"/>
+          <w:bottom w:val="single" w:sz="4" w:space="0" w:color="000000"/>
+          <w:right w:val="single" w:sz="4" w:space="0" w:color="000000"/>
+          <w:insideH w:val="single" w:sz="4" w:space="0" w:color="000000"/>
+          <w:insideV w:val="single" w:sz="4" w:space="0" w:color="000000"/>
+        </w:tblBorders>
       </w:tblPr>
       <w:tblGrid>
         <w:gridCol w:w="1872"/>
@@ -3485,12 +3485,11 @@
         <w:tc>
           <w:tcPr>
             <w:tcW w:type="dxa" w:w="1728"/>
-            <w:shd w:fill="262626"/>
             <w:tcMar>
-              <w:top w:w="100" w:type="dxa"/>
-              <w:bottom w:w="100" w:type="dxa"/>
-              <w:left w:w="80" w:type="dxa"/>
-              <w:right w:w="80" w:type="dxa"/>
+              <w:top w:w="90" w:type="dxa"/>
+              <w:bottom w:w="90" w:type="dxa"/>
+              <w:left w:w="70" w:type="dxa"/>
+              <w:right w:w="70" w:type="dxa"/>
             </w:tcMar>
           </w:tcPr>
           <w:p>
@@ -3500,7 +3499,7 @@
             <w:r>
               <w:rPr>
                 <w:b/>
-                <w:color w:val="FFFFFF"/>
+                <w:color w:val="000000"/>
                 <w:sz w:val="17"/>
               </w:rPr>
               <w:t>子計畫代號</w:t>
@@ -3510,12 +3509,11 @@
         <w:tc>
           <w:tcPr>
             <w:tcW w:type="dxa" w:w="3168"/>
-            <w:shd w:fill="262626"/>
             <w:tcMar>
-              <w:top w:w="100" w:type="dxa"/>
-              <w:bottom w:w="100" w:type="dxa"/>
-              <w:left w:w="80" w:type="dxa"/>
-              <w:right w:w="80" w:type="dxa"/>
+              <w:top w:w="90" w:type="dxa"/>
+              <w:bottom w:w="90" w:type="dxa"/>
+              <w:left w:w="70" w:type="dxa"/>
+              <w:right w:w="70" w:type="dxa"/>
             </w:tcMar>
           </w:tcPr>
           <w:p>
@@ -3525,7 +3523,7 @@
             <w:r>
               <w:rPr>
                 <w:b/>
-                <w:color w:val="FFFFFF"/>
+                <w:color w:val="000000"/>
                 <w:sz w:val="17"/>
               </w:rPr>
               <w:t>原訂績效指標項目</w:t>
@@ -3535,12 +3533,11 @@
         <w:tc>
           <w:tcPr>
             <w:tcW w:type="dxa" w:w="1152"/>
-            <w:shd w:fill="262626"/>
             <w:tcMar>
-              <w:top w:w="100" w:type="dxa"/>
-              <w:bottom w:w="100" w:type="dxa"/>
-              <w:left w:w="80" w:type="dxa"/>
-              <w:right w:w="80" w:type="dxa"/>
+              <w:top w:w="90" w:type="dxa"/>
+              <w:bottom w:w="90" w:type="dxa"/>
+              <w:left w:w="70" w:type="dxa"/>
+              <w:right w:w="70" w:type="dxa"/>
             </w:tcMar>
           </w:tcPr>
           <w:p>
@@ -3550,7 +3547,7 @@
             <w:r>
               <w:rPr>
                 <w:b/>
-                <w:color w:val="FFFFFF"/>
+                <w:color w:val="000000"/>
                 <w:sz w:val="17"/>
               </w:rPr>
               <w:t>原訂目標</w:t>
@@ -3560,12 +3557,11 @@
         <w:tc>
           <w:tcPr>
             <w:tcW w:type="dxa" w:w="2160"/>
-            <w:shd w:fill="262626"/>
             <w:tcMar>
-              <w:top w:w="100" w:type="dxa"/>
-              <w:bottom w:w="100" w:type="dxa"/>
-              <w:left w:w="80" w:type="dxa"/>
-              <w:right w:w="80" w:type="dxa"/>
+              <w:top w:w="90" w:type="dxa"/>
+              <w:bottom w:w="90" w:type="dxa"/>
+              <w:left w:w="70" w:type="dxa"/>
+              <w:right w:w="70" w:type="dxa"/>
             </w:tcMar>
           </w:tcPr>
           <w:p>
@@ -3575,7 +3571,7 @@
             <w:r>
               <w:rPr>
                 <w:b/>
-                <w:color w:val="FFFFFF"/>
+                <w:color w:val="000000"/>
                 <w:sz w:val="17"/>
               </w:rPr>
               <w:t>實際執行成果</w:t>
@@ -3585,12 +3581,11 @@
         <w:tc>
           <w:tcPr>
             <w:tcW w:type="dxa" w:w="1152"/>
-            <w:shd w:fill="262626"/>
             <w:tcMar>
-              <w:top w:w="100" w:type="dxa"/>
-              <w:bottom w:w="100" w:type="dxa"/>
-              <w:left w:w="80" w:type="dxa"/>
-              <w:right w:w="80" w:type="dxa"/>
+              <w:top w:w="90" w:type="dxa"/>
+              <w:bottom w:w="90" w:type="dxa"/>
+              <w:left w:w="70" w:type="dxa"/>
+              <w:right w:w="70" w:type="dxa"/>
             </w:tcMar>
           </w:tcPr>
           <w:p>
@@ -3600,7 +3595,7 @@
             <w:r>
               <w:rPr>
                 <w:b/>
-                <w:color w:val="FFFFFF"/>
+                <w:color w:val="000000"/>
                 <w:sz w:val="17"/>
               </w:rPr>
               <w:t>達成率</w:t>
@@ -3612,17 +3607,17 @@
         <w:tc>
           <w:tcPr>
             <w:tcW w:type="dxa" w:w="1728"/>
-            <w:shd w:fill="FFFFFF"/>
             <w:tcMar>
-              <w:top w:w="80" w:type="dxa"/>
-              <w:bottom w:w="80" w:type="dxa"/>
-              <w:left w:w="70" w:type="dxa"/>
-              <w:right w:w="70" w:type="dxa"/>
+              <w:top w:w="70" w:type="dxa"/>
+              <w:bottom w:w="70" w:type="dxa"/>
+              <w:left w:w="60" w:type="dxa"/>
+              <w:right w:w="60" w:type="dxa"/>
             </w:tcMar>
           </w:tcPr>
           <w:p>
             <w:r>
               <w:rPr>
+                <w:color w:val="000000"/>
                 <w:sz w:val="17"/>
               </w:rPr>
               <w:t>H 智慧淨零農旅創生</w:t>
@@ -3632,17 +3627,17 @@
         <w:tc>
           <w:tcPr>
             <w:tcW w:type="dxa" w:w="3168"/>
-            <w:shd w:fill="FFFFFF"/>
             <w:tcMar>
-              <w:top w:w="80" w:type="dxa"/>
-              <w:bottom w:w="80" w:type="dxa"/>
-              <w:left w:w="70" w:type="dxa"/>
-              <w:right w:w="70" w:type="dxa"/>
+              <w:top w:w="70" w:type="dxa"/>
+              <w:bottom w:w="70" w:type="dxa"/>
+              <w:left w:w="60" w:type="dxa"/>
+              <w:right w:w="60" w:type="dxa"/>
             </w:tcMar>
           </w:tcPr>
           <w:p>
             <w:r>
               <w:rPr>
+                <w:color w:val="000000"/>
                 <w:sz w:val="17"/>
               </w:rPr>
               <w:t>協助小半天場域進行現有遊程碳盤查</w:t>
@@ -3652,12 +3647,11 @@
         <w:tc>
           <w:tcPr>
             <w:tcW w:type="dxa" w:w="1152"/>
-            <w:shd w:fill="FFFFFF"/>
             <w:tcMar>
-              <w:top w:w="80" w:type="dxa"/>
-              <w:bottom w:w="80" w:type="dxa"/>
-              <w:left w:w="70" w:type="dxa"/>
-              <w:right w:w="70" w:type="dxa"/>
+              <w:top w:w="70" w:type="dxa"/>
+              <w:bottom w:w="70" w:type="dxa"/>
+              <w:left w:w="60" w:type="dxa"/>
+              <w:right w:w="60" w:type="dxa"/>
             </w:tcMar>
           </w:tcPr>
           <w:p>
@@ -3666,6 +3660,7 @@
             </w:pPr>
             <w:r>
               <w:rPr>
+                <w:color w:val="000000"/>
                 <w:sz w:val="17"/>
               </w:rPr>
               <w:t>1 式</w:t>
@@ -3675,17 +3670,17 @@
         <w:tc>
           <w:tcPr>
             <w:tcW w:type="dxa" w:w="2160"/>
-            <w:shd w:fill="FFFFFF"/>
             <w:tcMar>
-              <w:top w:w="80" w:type="dxa"/>
-              <w:bottom w:w="80" w:type="dxa"/>
-              <w:left w:w="70" w:type="dxa"/>
-              <w:right w:w="70" w:type="dxa"/>
+              <w:top w:w="70" w:type="dxa"/>
+              <w:bottom w:w="70" w:type="dxa"/>
+              <w:left w:w="60" w:type="dxa"/>
+              <w:right w:w="60" w:type="dxa"/>
             </w:tcMar>
           </w:tcPr>
           <w:p>
             <w:r>
               <w:rPr>
+                <w:color w:val="000000"/>
                 <w:sz w:val="17"/>
               </w:rPr>
               <w:t>完成 20 人兩天一夜五大構面實測盤查清冊</w:t>
@@ -3695,12 +3690,11 @@
         <w:tc>
           <w:tcPr>
             <w:tcW w:type="dxa" w:w="1152"/>
-            <w:shd w:fill="FFFFFF"/>
             <w:tcMar>
-              <w:top w:w="80" w:type="dxa"/>
-              <w:bottom w:w="80" w:type="dxa"/>
-              <w:left w:w="70" w:type="dxa"/>
-              <w:right w:w="70" w:type="dxa"/>
+              <w:top w:w="70" w:type="dxa"/>
+              <w:bottom w:w="70" w:type="dxa"/>
+              <w:left w:w="60" w:type="dxa"/>
+              <w:right w:w="60" w:type="dxa"/>
             </w:tcMar>
           </w:tcPr>
           <w:p>
@@ -3710,6 +3704,7 @@
             <w:r>
               <w:rPr>
                 <w:b/>
+                <w:color w:val="000000"/>
                 <w:sz w:val="17"/>
               </w:rPr>
               <w:t>100%</w:t>
@@ -3721,17 +3716,17 @@
         <w:tc>
           <w:tcPr>
             <w:tcW w:type="dxa" w:w="1728"/>
-            <w:shd w:fill="F9F9F9"/>
             <w:tcMar>
-              <w:top w:w="80" w:type="dxa"/>
-              <w:bottom w:w="80" w:type="dxa"/>
-              <w:left w:w="70" w:type="dxa"/>
-              <w:right w:w="70" w:type="dxa"/>
+              <w:top w:w="70" w:type="dxa"/>
+              <w:bottom w:w="70" w:type="dxa"/>
+              <w:left w:w="60" w:type="dxa"/>
+              <w:right w:w="60" w:type="dxa"/>
             </w:tcMar>
           </w:tcPr>
           <w:p>
             <w:r>
               <w:rPr>
+                <w:color w:val="000000"/>
                 <w:sz w:val="17"/>
               </w:rPr>
               <w:t>H 智慧淨零農旅創生</w:t>
@@ -3741,17 +3736,17 @@
         <w:tc>
           <w:tcPr>
             <w:tcW w:type="dxa" w:w="3168"/>
-            <w:shd w:fill="F9F9F9"/>
             <w:tcMar>
-              <w:top w:w="80" w:type="dxa"/>
-              <w:bottom w:w="80" w:type="dxa"/>
-              <w:left w:w="70" w:type="dxa"/>
-              <w:right w:w="70" w:type="dxa"/>
+              <w:top w:w="70" w:type="dxa"/>
+              <w:bottom w:w="70" w:type="dxa"/>
+              <w:left w:w="60" w:type="dxa"/>
+              <w:right w:w="60" w:type="dxa"/>
             </w:tcMar>
           </w:tcPr>
           <w:p>
             <w:r>
               <w:rPr>
+                <w:color w:val="000000"/>
                 <w:sz w:val="17"/>
               </w:rPr>
               <w:t>完成實踐場域淨零永續操作手冊</w:t>
@@ -3761,12 +3756,11 @@
         <w:tc>
           <w:tcPr>
             <w:tcW w:type="dxa" w:w="1152"/>
-            <w:shd w:fill="F9F9F9"/>
             <w:tcMar>
-              <w:top w:w="80" w:type="dxa"/>
-              <w:bottom w:w="80" w:type="dxa"/>
-              <w:left w:w="70" w:type="dxa"/>
-              <w:right w:w="70" w:type="dxa"/>
+              <w:top w:w="70" w:type="dxa"/>
+              <w:bottom w:w="70" w:type="dxa"/>
+              <w:left w:w="60" w:type="dxa"/>
+              <w:right w:w="60" w:type="dxa"/>
             </w:tcMar>
           </w:tcPr>
           <w:p>
@@ -3775,6 +3769,7 @@
             </w:pPr>
             <w:r>
               <w:rPr>
+                <w:color w:val="000000"/>
                 <w:sz w:val="17"/>
               </w:rPr>
               <w:t>1 式</w:t>
@@ -3784,17 +3779,17 @@
         <w:tc>
           <w:tcPr>
             <w:tcW w:type="dxa" w:w="2160"/>
-            <w:shd w:fill="F9F9F9"/>
             <w:tcMar>
-              <w:top w:w="80" w:type="dxa"/>
-              <w:bottom w:w="80" w:type="dxa"/>
-              <w:left w:w="70" w:type="dxa"/>
-              <w:right w:w="70" w:type="dxa"/>
+              <w:top w:w="70" w:type="dxa"/>
+              <w:bottom w:w="70" w:type="dxa"/>
+              <w:left w:w="60" w:type="dxa"/>
+              <w:right w:w="60" w:type="dxa"/>
             </w:tcMar>
           </w:tcPr>
           <w:p>
             <w:r>
               <w:rPr>
+                <w:color w:val="000000"/>
                 <w:sz w:val="17"/>
               </w:rPr>
               <w:t>完成《小半天永續低碳漫遊與碳盤查手冊》全書</w:t>
@@ -3804,12 +3799,11 @@
         <w:tc>
           <w:tcPr>
             <w:tcW w:type="dxa" w:w="1152"/>
-            <w:shd w:fill="F9F9F9"/>
             <w:tcMar>
-              <w:top w:w="80" w:type="dxa"/>
-              <w:bottom w:w="80" w:type="dxa"/>
-              <w:left w:w="70" w:type="dxa"/>
-              <w:right w:w="70" w:type="dxa"/>
+              <w:top w:w="70" w:type="dxa"/>
+              <w:bottom w:w="70" w:type="dxa"/>
+              <w:left w:w="60" w:type="dxa"/>
+              <w:right w:w="60" w:type="dxa"/>
             </w:tcMar>
           </w:tcPr>
           <w:p>
@@ -3819,6 +3813,7 @@
             <w:r>
               <w:rPr>
                 <w:b/>
+                <w:color w:val="000000"/>
                 <w:sz w:val="17"/>
               </w:rPr>
               <w:t>100%</w:t>
@@ -3830,17 +3825,17 @@
         <w:tc>
           <w:tcPr>
             <w:tcW w:type="dxa" w:w="1728"/>
-            <w:shd w:fill="FFFFFF"/>
             <w:tcMar>
-              <w:top w:w="80" w:type="dxa"/>
-              <w:bottom w:w="80" w:type="dxa"/>
-              <w:left w:w="70" w:type="dxa"/>
-              <w:right w:w="70" w:type="dxa"/>
+              <w:top w:w="70" w:type="dxa"/>
+              <w:bottom w:w="70" w:type="dxa"/>
+              <w:left w:w="60" w:type="dxa"/>
+              <w:right w:w="60" w:type="dxa"/>
             </w:tcMar>
           </w:tcPr>
           <w:p>
             <w:r>
               <w:rPr>
+                <w:color w:val="000000"/>
                 <w:sz w:val="17"/>
               </w:rPr>
               <w:t>H 智慧淨零農旅創生</w:t>
@@ -3850,17 +3845,17 @@
         <w:tc>
           <w:tcPr>
             <w:tcW w:type="dxa" w:w="3168"/>
-            <w:shd w:fill="FFFFFF"/>
             <w:tcMar>
-              <w:top w:w="80" w:type="dxa"/>
-              <w:bottom w:w="80" w:type="dxa"/>
-              <w:left w:w="70" w:type="dxa"/>
-              <w:right w:w="70" w:type="dxa"/>
+              <w:top w:w="70" w:type="dxa"/>
+              <w:bottom w:w="70" w:type="dxa"/>
+              <w:left w:w="60" w:type="dxa"/>
+              <w:right w:w="60" w:type="dxa"/>
             </w:tcMar>
           </w:tcPr>
           <w:p>
             <w:r>
               <w:rPr>
+                <w:color w:val="000000"/>
                 <w:sz w:val="17"/>
               </w:rPr>
               <w:t>更新課程教案</w:t>
@@ -3870,12 +3865,11 @@
         <w:tc>
           <w:tcPr>
             <w:tcW w:type="dxa" w:w="1152"/>
-            <w:shd w:fill="FFFFFF"/>
             <w:tcMar>
-              <w:top w:w="80" w:type="dxa"/>
-              <w:bottom w:w="80" w:type="dxa"/>
-              <w:left w:w="70" w:type="dxa"/>
-              <w:right w:w="70" w:type="dxa"/>
+              <w:top w:w="70" w:type="dxa"/>
+              <w:bottom w:w="70" w:type="dxa"/>
+              <w:left w:w="60" w:type="dxa"/>
+              <w:right w:w="60" w:type="dxa"/>
             </w:tcMar>
           </w:tcPr>
           <w:p>
@@ -3884,6 +3878,7 @@
             </w:pPr>
             <w:r>
               <w:rPr>
+                <w:color w:val="000000"/>
                 <w:sz w:val="17"/>
               </w:rPr>
               <w:t>1 式</w:t>
@@ -3893,17 +3888,17 @@
         <w:tc>
           <w:tcPr>
             <w:tcW w:type="dxa" w:w="2160"/>
-            <w:shd w:fill="FFFFFF"/>
             <w:tcMar>
-              <w:top w:w="80" w:type="dxa"/>
-              <w:bottom w:w="80" w:type="dxa"/>
-              <w:left w:w="70" w:type="dxa"/>
-              <w:right w:w="70" w:type="dxa"/>
+              <w:top w:w="70" w:type="dxa"/>
+              <w:bottom w:w="70" w:type="dxa"/>
+              <w:left w:w="60" w:type="dxa"/>
+              <w:right w:w="60" w:type="dxa"/>
             </w:tcMar>
           </w:tcPr>
           <w:p>
             <w:r>
               <w:rPr>
+                <w:color w:val="000000"/>
                 <w:sz w:val="17"/>
               </w:rPr>
               <w:t>完成跨領域碳盤查教案並融入 iPAS 證照培訓</w:t>
@@ -3913,12 +3908,11 @@
         <w:tc>
           <w:tcPr>
             <w:tcW w:type="dxa" w:w="1152"/>
-            <w:shd w:fill="FFFFFF"/>
             <w:tcMar>
-              <w:top w:w="80" w:type="dxa"/>
-              <w:bottom w:w="80" w:type="dxa"/>
-              <w:left w:w="70" w:type="dxa"/>
-              <w:right w:w="70" w:type="dxa"/>
+              <w:top w:w="70" w:type="dxa"/>
+              <w:bottom w:w="70" w:type="dxa"/>
+              <w:left w:w="60" w:type="dxa"/>
+              <w:right w:w="60" w:type="dxa"/>
             </w:tcMar>
           </w:tcPr>
           <w:p>
@@ -3928,6 +3922,7 @@
             <w:r>
               <w:rPr>
                 <w:b/>
+                <w:color w:val="000000"/>
                 <w:sz w:val="17"/>
               </w:rPr>
               <w:t>100%</w:t>
@@ -3939,17 +3934,17 @@
         <w:tc>
           <w:tcPr>
             <w:tcW w:type="dxa" w:w="1728"/>
-            <w:shd w:fill="F9F9F9"/>
             <w:tcMar>
-              <w:top w:w="80" w:type="dxa"/>
-              <w:bottom w:w="80" w:type="dxa"/>
-              <w:left w:w="70" w:type="dxa"/>
-              <w:right w:w="70" w:type="dxa"/>
+              <w:top w:w="70" w:type="dxa"/>
+              <w:bottom w:w="70" w:type="dxa"/>
+              <w:left w:w="60" w:type="dxa"/>
+              <w:right w:w="60" w:type="dxa"/>
             </w:tcMar>
           </w:tcPr>
           <w:p>
             <w:r>
               <w:rPr>
+                <w:color w:val="000000"/>
                 <w:sz w:val="17"/>
               </w:rPr>
               <w:t>H 智慧淨零農旅創生</w:t>
@@ -3959,17 +3954,17 @@
         <w:tc>
           <w:tcPr>
             <w:tcW w:type="dxa" w:w="3168"/>
-            <w:shd w:fill="F9F9F9"/>
             <w:tcMar>
-              <w:top w:w="80" w:type="dxa"/>
-              <w:bottom w:w="80" w:type="dxa"/>
-              <w:left w:w="70" w:type="dxa"/>
-              <w:right w:w="70" w:type="dxa"/>
+              <w:top w:w="70" w:type="dxa"/>
+              <w:bottom w:w="70" w:type="dxa"/>
+              <w:left w:w="60" w:type="dxa"/>
+              <w:right w:w="60" w:type="dxa"/>
             </w:tcMar>
           </w:tcPr>
           <w:p>
             <w:r>
               <w:rPr>
+                <w:color w:val="000000"/>
                 <w:sz w:val="17"/>
               </w:rPr>
               <w:t>協助小半天休閒農業區建置「旅遊碳足跡計算網頁」</w:t>
@@ -3979,12 +3974,11 @@
         <w:tc>
           <w:tcPr>
             <w:tcW w:type="dxa" w:w="1152"/>
-            <w:shd w:fill="F9F9F9"/>
             <w:tcMar>
-              <w:top w:w="80" w:type="dxa"/>
-              <w:bottom w:w="80" w:type="dxa"/>
-              <w:left w:w="70" w:type="dxa"/>
-              <w:right w:w="70" w:type="dxa"/>
+              <w:top w:w="70" w:type="dxa"/>
+              <w:bottom w:w="70" w:type="dxa"/>
+              <w:left w:w="60" w:type="dxa"/>
+              <w:right w:w="60" w:type="dxa"/>
             </w:tcMar>
           </w:tcPr>
           <w:p>
@@ -3993,6 +3987,7 @@
             </w:pPr>
             <w:r>
               <w:rPr>
+                <w:color w:val="000000"/>
                 <w:sz w:val="17"/>
               </w:rPr>
               <w:t>1 式</w:t>
@@ -4002,17 +3997,17 @@
         <w:tc>
           <w:tcPr>
             <w:tcW w:type="dxa" w:w="2160"/>
-            <w:shd w:fill="F9F9F9"/>
             <w:tcMar>
-              <w:top w:w="80" w:type="dxa"/>
-              <w:bottom w:w="80" w:type="dxa"/>
-              <w:left w:w="70" w:type="dxa"/>
-              <w:right w:w="70" w:type="dxa"/>
+              <w:top w:w="70" w:type="dxa"/>
+              <w:bottom w:w="70" w:type="dxa"/>
+              <w:left w:w="60" w:type="dxa"/>
+              <w:right w:w="60" w:type="dxa"/>
             </w:tcMar>
           </w:tcPr>
           <w:p>
             <w:r>
               <w:rPr>
+                <w:color w:val="000000"/>
                 <w:sz w:val="17"/>
               </w:rPr>
               <w:t>建置完成全自包含互動試算平台 (index.html)</w:t>
@@ -4022,12 +4017,11 @@
         <w:tc>
           <w:tcPr>
             <w:tcW w:type="dxa" w:w="1152"/>
-            <w:shd w:fill="F9F9F9"/>
             <w:tcMar>
-              <w:top w:w="80" w:type="dxa"/>
-              <w:bottom w:w="80" w:type="dxa"/>
-              <w:left w:w="70" w:type="dxa"/>
-              <w:right w:w="70" w:type="dxa"/>
+              <w:top w:w="70" w:type="dxa"/>
+              <w:bottom w:w="70" w:type="dxa"/>
+              <w:left w:w="60" w:type="dxa"/>
+              <w:right w:w="60" w:type="dxa"/>
             </w:tcMar>
           </w:tcPr>
           <w:p>
@@ -4037,6 +4031,7 @@
             <w:r>
               <w:rPr>
                 <w:b/>
+                <w:color w:val="000000"/>
                 <w:sz w:val="17"/>
               </w:rPr>
               <w:t>100%</w:t>
@@ -4048,17 +4043,17 @@
         <w:tc>
           <w:tcPr>
             <w:tcW w:type="dxa" w:w="1728"/>
-            <w:shd w:fill="FFFFFF"/>
             <w:tcMar>
-              <w:top w:w="80" w:type="dxa"/>
-              <w:bottom w:w="80" w:type="dxa"/>
-              <w:left w:w="70" w:type="dxa"/>
-              <w:right w:w="70" w:type="dxa"/>
+              <w:top w:w="70" w:type="dxa"/>
+              <w:bottom w:w="70" w:type="dxa"/>
+              <w:left w:w="60" w:type="dxa"/>
+              <w:right w:w="60" w:type="dxa"/>
             </w:tcMar>
           </w:tcPr>
           <w:p>
             <w:r>
               <w:rPr>
+                <w:color w:val="000000"/>
                 <w:sz w:val="17"/>
               </w:rPr>
               <w:t>H 智慧淨零農旅創生</w:t>
@@ -4068,17 +4063,17 @@
         <w:tc>
           <w:tcPr>
             <w:tcW w:type="dxa" w:w="3168"/>
-            <w:shd w:fill="FFFFFF"/>
             <w:tcMar>
-              <w:top w:w="80" w:type="dxa"/>
-              <w:bottom w:w="80" w:type="dxa"/>
-              <w:left w:w="70" w:type="dxa"/>
-              <w:right w:w="70" w:type="dxa"/>
+              <w:top w:w="70" w:type="dxa"/>
+              <w:bottom w:w="70" w:type="dxa"/>
+              <w:left w:w="60" w:type="dxa"/>
+              <w:right w:w="60" w:type="dxa"/>
             </w:tcMar>
           </w:tcPr>
           <w:p>
             <w:r>
               <w:rPr>
+                <w:color w:val="000000"/>
                 <w:sz w:val="17"/>
               </w:rPr>
               <w:t>舉辦淨零永續競賽</w:t>
@@ -4088,12 +4083,11 @@
         <w:tc>
           <w:tcPr>
             <w:tcW w:type="dxa" w:w="1152"/>
-            <w:shd w:fill="FFFFFF"/>
             <w:tcMar>
-              <w:top w:w="80" w:type="dxa"/>
-              <w:bottom w:w="80" w:type="dxa"/>
-              <w:left w:w="70" w:type="dxa"/>
-              <w:right w:w="70" w:type="dxa"/>
+              <w:top w:w="70" w:type="dxa"/>
+              <w:bottom w:w="70" w:type="dxa"/>
+              <w:left w:w="60" w:type="dxa"/>
+              <w:right w:w="60" w:type="dxa"/>
             </w:tcMar>
           </w:tcPr>
           <w:p>
@@ -4102,6 +4096,7 @@
             </w:pPr>
             <w:r>
               <w:rPr>
+                <w:color w:val="000000"/>
                 <w:sz w:val="17"/>
               </w:rPr>
               <w:t>1 場</w:t>
@@ -4111,17 +4106,17 @@
         <w:tc>
           <w:tcPr>
             <w:tcW w:type="dxa" w:w="2160"/>
-            <w:shd w:fill="FFFFFF"/>
             <w:tcMar>
-              <w:top w:w="80" w:type="dxa"/>
-              <w:bottom w:w="80" w:type="dxa"/>
-              <w:left w:w="70" w:type="dxa"/>
-              <w:right w:w="70" w:type="dxa"/>
+              <w:top w:w="70" w:type="dxa"/>
+              <w:bottom w:w="70" w:type="dxa"/>
+              <w:left w:w="60" w:type="dxa"/>
+              <w:right w:w="60" w:type="dxa"/>
             </w:tcMar>
           </w:tcPr>
           <w:p>
             <w:r>
               <w:rPr>
+                <w:color w:val="000000"/>
                 <w:sz w:val="17"/>
               </w:rPr>
               <w:t>辦理「騎出你的減碳力！YouBike 減碳挑戰賽」全校競賽暨 6/23 頒獎典禮</w:t>
@@ -4131,12 +4126,11 @@
         <w:tc>
           <w:tcPr>
             <w:tcW w:type="dxa" w:w="1152"/>
-            <w:shd w:fill="FFFFFF"/>
             <w:tcMar>
-              <w:top w:w="80" w:type="dxa"/>
-              <w:bottom w:w="80" w:type="dxa"/>
-              <w:left w:w="70" w:type="dxa"/>
-              <w:right w:w="70" w:type="dxa"/>
+              <w:top w:w="70" w:type="dxa"/>
+              <w:bottom w:w="70" w:type="dxa"/>
+              <w:left w:w="60" w:type="dxa"/>
+              <w:right w:w="60" w:type="dxa"/>
             </w:tcMar>
           </w:tcPr>
           <w:p>
@@ -4146,6 +4140,7 @@
             <w:r>
               <w:rPr>
                 <w:b/>
+                <w:color w:val="000000"/>
                 <w:sz w:val="17"/>
               </w:rPr>
               <w:t>100%</w:t>
@@ -4157,17 +4152,17 @@
         <w:tc>
           <w:tcPr>
             <w:tcW w:type="dxa" w:w="1728"/>
-            <w:shd w:fill="F9F9F9"/>
             <w:tcMar>
-              <w:top w:w="80" w:type="dxa"/>
-              <w:bottom w:w="80" w:type="dxa"/>
-              <w:left w:w="70" w:type="dxa"/>
-              <w:right w:w="70" w:type="dxa"/>
+              <w:top w:w="70" w:type="dxa"/>
+              <w:bottom w:w="70" w:type="dxa"/>
+              <w:left w:w="60" w:type="dxa"/>
+              <w:right w:w="60" w:type="dxa"/>
             </w:tcMar>
           </w:tcPr>
           <w:p>
             <w:r>
               <w:rPr>
+                <w:color w:val="000000"/>
                 <w:sz w:val="17"/>
               </w:rPr>
               <w:t>H 智慧淨零農旅創生</w:t>
@@ -4177,17 +4172,17 @@
         <w:tc>
           <w:tcPr>
             <w:tcW w:type="dxa" w:w="3168"/>
-            <w:shd w:fill="F9F9F9"/>
             <w:tcMar>
-              <w:top w:w="80" w:type="dxa"/>
-              <w:bottom w:w="80" w:type="dxa"/>
-              <w:left w:w="70" w:type="dxa"/>
-              <w:right w:w="70" w:type="dxa"/>
+              <w:top w:w="70" w:type="dxa"/>
+              <w:bottom w:w="70" w:type="dxa"/>
+              <w:left w:w="60" w:type="dxa"/>
+              <w:right w:w="60" w:type="dxa"/>
             </w:tcMar>
           </w:tcPr>
           <w:p>
             <w:r>
               <w:rPr>
+                <w:color w:val="000000"/>
                 <w:sz w:val="17"/>
               </w:rPr>
               <w:t>辦理淨零相關講座</w:t>
@@ -4197,12 +4192,11 @@
         <w:tc>
           <w:tcPr>
             <w:tcW w:type="dxa" w:w="1152"/>
-            <w:shd w:fill="F9F9F9"/>
             <w:tcMar>
-              <w:top w:w="80" w:type="dxa"/>
-              <w:bottom w:w="80" w:type="dxa"/>
-              <w:left w:w="70" w:type="dxa"/>
-              <w:right w:w="70" w:type="dxa"/>
+              <w:top w:w="70" w:type="dxa"/>
+              <w:bottom w:w="70" w:type="dxa"/>
+              <w:left w:w="60" w:type="dxa"/>
+              <w:right w:w="60" w:type="dxa"/>
             </w:tcMar>
           </w:tcPr>
           <w:p>
@@ -4211,6 +4205,7 @@
             </w:pPr>
             <w:r>
               <w:rPr>
+                <w:color w:val="000000"/>
                 <w:sz w:val="17"/>
               </w:rPr>
               <w:t>3 場</w:t>
@@ -4220,17 +4215,17 @@
         <w:tc>
           <w:tcPr>
             <w:tcW w:type="dxa" w:w="2160"/>
-            <w:shd w:fill="F9F9F9"/>
             <w:tcMar>
-              <w:top w:w="80" w:type="dxa"/>
-              <w:bottom w:w="80" w:type="dxa"/>
-              <w:left w:w="70" w:type="dxa"/>
-              <w:right w:w="70" w:type="dxa"/>
+              <w:top w:w="70" w:type="dxa"/>
+              <w:bottom w:w="70" w:type="dxa"/>
+              <w:left w:w="60" w:type="dxa"/>
+              <w:right w:w="60" w:type="dxa"/>
             </w:tcMar>
           </w:tcPr>
           <w:p>
             <w:r>
               <w:rPr>
+                <w:color w:val="000000"/>
                 <w:sz w:val="17"/>
               </w:rPr>
               <w:t>辦理 iPAS 攻略班、生成式 AI 永續應用及淨零製造工作坊等系列講座</w:t>
@@ -4240,12 +4235,11 @@
         <w:tc>
           <w:tcPr>
             <w:tcW w:type="dxa" w:w="1152"/>
-            <w:shd w:fill="F9F9F9"/>
             <w:tcMar>
-              <w:top w:w="80" w:type="dxa"/>
-              <w:bottom w:w="80" w:type="dxa"/>
-              <w:left w:w="70" w:type="dxa"/>
-              <w:right w:w="70" w:type="dxa"/>
+              <w:top w:w="70" w:type="dxa"/>
+              <w:bottom w:w="70" w:type="dxa"/>
+              <w:left w:w="60" w:type="dxa"/>
+              <w:right w:w="60" w:type="dxa"/>
             </w:tcMar>
           </w:tcPr>
           <w:p>
@@ -4255,6 +4249,7 @@
             <w:r>
               <w:rPr>
                 <w:b/>
+                <w:color w:val="000000"/>
                 <w:sz w:val="17"/>
               </w:rPr>
               <w:t>100%</w:t>
@@ -4277,7 +4272,7 @@
         <w:rPr>
           <w:rFonts w:ascii="Arial" w:hAnsi="Arial"/>
           <w:b/>
-          <w:color w:val="1E1E1E"/>
+          <w:color w:val="000000"/>
           <w:sz w:val="24"/>
         </w:rPr>
         <w:t>二、產學合作、地方創生與社會責任實踐效益</w:t>
@@ -4300,7 +4295,7 @@
       <w:r>
         <w:rPr>
           <w:rFonts w:ascii="Arial" w:hAnsi="Arial"/>
-          <w:color w:val="282828"/>
+          <w:color w:val="000000"/>
           <w:sz w:val="19"/>
         </w:rPr>
         <w:t>將觀光署繁複艱澀的指引法規，轉化為親民有趣的「雙導遊圖解」與「線上即時試算模擬器」，大幅降低一般旅客與中小業者的學習門檻。</w:t>
@@ -4323,7 +4318,7 @@
       <w:r>
         <w:rPr>
           <w:rFonts w:ascii="Arial" w:hAnsi="Arial"/>
-          <w:color w:val="282828"/>
+          <w:color w:val="000000"/>
           <w:sz w:val="19"/>
         </w:rPr>
         <w:t>深入小半天高位台地，深度挖掘 2,000 公頃孟宗竹海之天然碳匯價值與竹藝工藝，輔導在地民宿、餐廳及小農建立低碳綠色產品線。</w:t>
@@ -4346,7 +4341,7 @@
       <w:r>
         <w:rPr>
           <w:rFonts w:ascii="Arial" w:hAnsi="Arial"/>
-          <w:color w:val="282828"/>
+          <w:color w:val="000000"/>
           <w:sz w:val="19"/>
         </w:rPr>
         <w:t>產出符合觀光署指引之標準化盤查清冊範本，可直接提供給國內中小型旅行業者使用，助力其承接企業員工 ESG 綠色旅遊採購標案。</w:t>
@@ -4369,7 +4364,7 @@
       <w:r>
         <w:rPr>
           <w:rFonts w:ascii="Arial" w:hAnsi="Arial"/>
-          <w:color w:val="282828"/>
+          <w:color w:val="000000"/>
           <w:sz w:val="19"/>
         </w:rPr>
         <w:t>透過 YouBike 減碳挑戰賽，成功串聯校園生活與場域永續，建立涵蓋校內師生與場域居民之全方位綠色低碳生活圈。</w:t>
@@ -4384,7 +4379,7 @@
         <w:rPr>
           <w:rFonts w:ascii="Arial" w:hAnsi="Arial"/>
           <w:b/>
-          <w:color w:val="1E1E1E"/>
+          <w:color w:val="000000"/>
           <w:sz w:val="24"/>
         </w:rPr>
         <w:t>三、未來深化推動路徑與願景</w:t>
@@ -4397,7 +4392,7 @@
       <w:r>
         <w:rPr>
           <w:rFonts w:ascii="Arial" w:hAnsi="Arial"/>
-          <w:color w:val="282828"/>
+          <w:color w:val="000000"/>
           <w:sz w:val="20"/>
         </w:rPr>
         <w:t>立足於現階段亮眼成果，子計畫H 將持續推動以下三大深化工作：</w:t>
@@ -4420,7 +4415,7 @@
       <w:r>
         <w:rPr>
           <w:rFonts w:ascii="Arial" w:hAnsi="Arial"/>
-          <w:color w:val="282828"/>
+          <w:color w:val="000000"/>
           <w:sz w:val="19"/>
         </w:rPr>
         <w:t>輔導在地業者正式向交通部觀光署提出遊程碳足跡標籤認證申請，爭取成為南投縣首批獲證之農旅示範行程。</w:t>
@@ -4443,7 +4438,7 @@
       <w:r>
         <w:rPr>
           <w:rFonts w:ascii="Arial" w:hAnsi="Arial"/>
-          <w:color w:val="282828"/>
+          <w:color w:val="000000"/>
           <w:sz w:val="19"/>
         </w:rPr>
         <w:t>結合林業及自然保育署資源，深化小半天 2,000 公頃孟宗竹海在地森林碳匯方法學研究，探索竹林碳權認證與在地抵換機制。</w:t>
@@ -4466,7 +4461,7 @@
       <w:r>
         <w:rPr>
           <w:rFonts w:ascii="Arial" w:hAnsi="Arial"/>
-          <w:color w:val="282828"/>
+          <w:color w:val="000000"/>
           <w:sz w:val="19"/>
         </w:rPr>
         <w:t>整合實質減量與在地碳匯抵換，推動小半天休閒農業區成為全台灣第一個通過國際認證之「100% 碳中和永續旅遊示範目的地（Carbon Neutral Destination）」，樹立大學社會責任實踐之典範標竿！</w:t>
@@ -4892,7 +4887,7 @@
     </w:pPr>
     <w:rPr>
       <w:rFonts w:ascii="Arial" w:hAnsi="Arial"/>
-      <w:color w:val="646464"/>
+      <w:color w:val="000000"/>
       <w:sz w:val="17"/>
     </w:rPr>
   </w:style>
@@ -4919,7 +4914,7 @@
     </w:pPr>
     <w:rPr>
       <w:rFonts w:ascii="Arial" w:hAnsi="Arial"/>
-      <w:color w:val="646464"/>
+      <w:color w:val="000000"/>
       <w:sz w:val="17"/>
     </w:rPr>
   </w:style>

--- a/小半天永續低碳漫遊與遊程碳盤查實務手冊暨互動網站成果報告書.docx
+++ b/小半天永續低碳漫遊與遊程碳盤查實務手冊暨互動網站成果報告書.docx
@@ -1646,119 +1646,51 @@
         <w:spacing w:after="80"/>
       </w:pPr>
     </w:p>
-    <w:tbl>
-      <w:tblPr>
-        <w:tblW w:type="auto" w:w="0"/>
-        <w:jc w:val="center"/>
-        <w:tblLayout w:type="fixed"/>
-        <w:tblLook w:firstColumn="1" w:firstRow="1" w:lastColumn="0" w:lastRow="0" w:noHBand="0" w:noVBand="1" w:val="04A0"/>
-      </w:tblPr>
-      <w:tblGrid>
-        <w:gridCol w:w="9360"/>
-      </w:tblGrid>
-      <w:tr>
-        <w:tc>
-          <w:tcPr>
-            <w:tcW w:type="dxa" w:w="9360"/>
-            <w:tcMar>
-              <w:top w:w="100" w:type="dxa"/>
-              <w:bottom w:w="100" w:type="dxa"/>
-              <w:left w:w="150" w:type="dxa"/>
-              <w:right w:w="150" w:type="dxa"/>
-            </w:tcMar>
-            <w:tcBorders>
-              <w:top w:val="none"/>
-              <w:left w:val="single" w:sz="18" w:space="0" w:color="000000"/>
-              <w:bottom w:val="none"/>
-              <w:right w:val="none"/>
-            </w:tcBorders>
-          </w:tcPr>
-          <w:p>
-            <w:pPr>
-              <w:spacing w:before="40" w:after="40"/>
-            </w:pPr>
-            <w:r>
-              <w:rPr>
-                <w:b/>
-                <w:color w:val="000000"/>
-                <w:sz w:val="19"/>
-              </w:rPr>
-              <w:t xml:space="preserve">【遊憩體驗活動深化與碳排科學說明】 </w:t>
-            </w:r>
-            <w:r>
-              <w:rPr>
-                <w:color w:val="000000"/>
-                <w:sz w:val="19"/>
-              </w:rPr>
-              <w:t>【特別說明：為何第④項遊憩體驗數值微增 0.3 kg？】</w:t>
-              <w:br/>
-              <w:t>在傳統遊程中，旅客僅於路過時購買數十克的塑膠小吊飾；而小半天低碳遊程將活動升級為扎實的「2小時在地孟宗竹手作工坊」。雖然因工坊打磨機具電力使活動碳排略增 +0.3 kg，但天然孟宗竹器具備長期生質固碳與替代塑膠效益，且觀光收益 100% 留在地方社區。在體驗大幅升級的同時，全團人均碳排依然實質大降 -65.4%（省下 31.8 kg CO₂e），展現真實盤查、絕不漂綠之科學求真精神！</w:t>
-            </w:r>
-          </w:p>
-        </w:tc>
-      </w:tr>
-    </w:tbl>
     <w:p>
       <w:pPr>
-        <w:spacing w:after="40"/>
+        <w:spacing w:before="100" w:after="100" w:line="300" w:lineRule="auto"/>
       </w:pPr>
+      <w:r>
+        <w:rPr>
+          <w:rFonts w:ascii="Arial" w:hAnsi="Arial"/>
+          <w:b/>
+          <w:color w:val="000000"/>
+          <w:sz w:val="20"/>
+        </w:rPr>
+        <w:t xml:space="preserve">【特別說明：為何第④項遊憩體驗數值微增 0.3 kg？】 </w:t>
+      </w:r>
+      <w:r>
+        <w:rPr>
+          <w:rFonts w:ascii="Arial" w:hAnsi="Arial"/>
+          <w:color w:val="000000"/>
+          <w:sz w:val="20"/>
+        </w:rPr>
+        <w:t>在傳統遊程中，旅客僅於路過時購買數十克的塑膠小吊飾；而小半天低碳遊程將活動升級為扎實的「2小時在地孟宗竹手作工坊」。雖然因工坊打磨機具電力使活動碳排略增 +0.3 kg，但天然孟宗竹器具備長期生質固碳與替代塑膠效益，且觀光收益 100% 留在地方社區。在體驗大幅升級的同時，全團人均碳排依然實質大降 -65.4%（省下 31.8 kg CO₂e），展現真實盤查、絕不漂綠之科學求真精神！</w:t>
+      </w:r>
     </w:p>
-    <w:tbl>
-      <w:tblPr>
-        <w:tblW w:type="auto" w:w="0"/>
-        <w:jc w:val="center"/>
-        <w:tblLayout w:type="fixed"/>
-        <w:tblLook w:firstColumn="1" w:firstRow="1" w:lastColumn="0" w:lastRow="0" w:noHBand="0" w:noVBand="1" w:val="04A0"/>
-      </w:tblPr>
-      <w:tblGrid>
-        <w:gridCol w:w="9360"/>
-      </w:tblGrid>
-      <w:tr>
-        <w:tc>
-          <w:tcPr>
-            <w:tcW w:type="dxa" w:w="9360"/>
-            <w:tcMar>
-              <w:top w:w="100" w:type="dxa"/>
-              <w:bottom w:w="100" w:type="dxa"/>
-              <w:left w:w="150" w:type="dxa"/>
-              <w:right w:w="150" w:type="dxa"/>
-            </w:tcMar>
-            <w:tcBorders>
-              <w:top w:val="none"/>
-              <w:left w:val="single" w:sz="18" w:space="0" w:color="000000"/>
-              <w:bottom w:val="none"/>
-              <w:right w:val="none"/>
-            </w:tcBorders>
-          </w:tcPr>
-          <w:p>
-            <w:pPr>
-              <w:spacing w:before="40" w:after="40"/>
-            </w:pPr>
-            <w:r>
-              <w:rPr>
-                <w:b/>
-                <w:color w:val="000000"/>
-                <w:sz w:val="19"/>
-              </w:rPr>
-              <w:t xml:space="preserve">【小半天遊程碳盤查量化成效總結】 </w:t>
-            </w:r>
-            <w:r>
-              <w:rPr>
-                <w:color w:val="000000"/>
-                <w:sz w:val="19"/>
-              </w:rPr>
-              <w:t>盤查實測數據證實：傳統遊程每位旅客產生約 48.6 kg CO₂e 碳排；透過本計畫輔導之低碳遊程規劃，每位旅客碳排放大幅降至 16.8 kg CO₂e，人均實質減碳高達 31.8 kg CO₂e（減碳幅度達 65.4%）！</w:t>
-              <w:br/>
-              <w:t>相當於每位旅客為地球節省下 2.6 棵成年孟宗竹整整一年的碳吸存量。單趟 20 人團體即可減少 636 kg CO₂e 排放；以年度 48 團常態推廣估算，年減碳效益突破 30.5 噸 CO₂e！</w:t>
-            </w:r>
-          </w:p>
-        </w:tc>
-      </w:tr>
-    </w:tbl>
     <w:p>
       <w:pPr>
-        <w:spacing w:after="40"/>
+        <w:spacing w:before="100" w:after="100" w:line="300" w:lineRule="auto"/>
       </w:pPr>
+      <w:r>
+        <w:rPr>
+          <w:rFonts w:ascii="Arial" w:hAnsi="Arial"/>
+          <w:b/>
+          <w:color w:val="000000"/>
+          <w:sz w:val="20"/>
+        </w:rPr>
+        <w:t xml:space="preserve">【小半天遊程碳盤查量化成效總結】 </w:t>
+      </w:r>
+      <w:r>
+        <w:rPr>
+          <w:rFonts w:ascii="Arial" w:hAnsi="Arial"/>
+          <w:color w:val="000000"/>
+          <w:sz w:val="20"/>
+        </w:rPr>
+        <w:t>盤查實測數據證實：傳統遊程每位旅客產生約 48.6 kg CO₂e 碳排；透過本計畫輔導之低碳遊程規劃，每位旅客碳排放大幅降至 16.8 kg CO₂e，人均實質減碳高達 31.8 kg CO₂e（減碳幅度達 65.4%）！</w:t>
+        <w:br/>
+        <w:t>相當於每位旅客為地球節省下 2.6 棵成年孟宗竹整整一年的碳吸存量。單趟 20 人團體即可減少 636 kg CO₂e 排放；以年度 48 團常態推廣估算，年減碳效益突破 30.5 噸 CO₂e！</w:t>
+      </w:r>
     </w:p>
     <w:p>
       <w:pPr>
@@ -3061,60 +2993,27 @@
         <w:t>競賽自開跑以來獲得全校各系所師生極度熱烈的響應與參與，累計騎乘次數突破萬次，全校累積減碳量成效卓著。主辦單位於 114 年 6 月 23 日假校內隆重舉行「YouBike 減碳挑戰賽成果頒獎典禮」，由計畫團隊與校內長官親自頒獎表揚獲獎師生代表。現場氣氛熱烈，得獎師生紛紛分享透過 YouBike 代步後的生活轉變，充分展現中科大師生自發落實淨零行動的蓬勃活力。</w:t>
       </w:r>
     </w:p>
-    <w:tbl>
-      <w:tblPr>
-        <w:tblW w:type="auto" w:w="0"/>
-        <w:jc w:val="center"/>
-        <w:tblLayout w:type="fixed"/>
-        <w:tblLook w:firstColumn="1" w:firstRow="1" w:lastColumn="0" w:lastRow="0" w:noHBand="0" w:noVBand="1" w:val="04A0"/>
-      </w:tblPr>
-      <w:tblGrid>
-        <w:gridCol w:w="9360"/>
-      </w:tblGrid>
-      <w:tr>
-        <w:tc>
-          <w:tcPr>
-            <w:tcW w:type="dxa" w:w="9360"/>
-            <w:tcMar>
-              <w:top w:w="100" w:type="dxa"/>
-              <w:bottom w:w="100" w:type="dxa"/>
-              <w:left w:w="150" w:type="dxa"/>
-              <w:right w:w="150" w:type="dxa"/>
-            </w:tcMar>
-            <w:tcBorders>
-              <w:top w:val="none"/>
-              <w:left w:val="single" w:sz="18" w:space="0" w:color="000000"/>
-              <w:bottom w:val="none"/>
-              <w:right w:val="none"/>
-            </w:tcBorders>
-          </w:tcPr>
-          <w:p>
-            <w:pPr>
-              <w:spacing w:before="40" w:after="40"/>
-            </w:pPr>
-            <w:r>
-              <w:rPr>
-                <w:b/>
-                <w:color w:val="000000"/>
-                <w:sz w:val="19"/>
-              </w:rPr>
-              <w:t xml:space="preserve">【校園淨零競賽實踐成效】 </w:t>
-            </w:r>
-            <w:r>
-              <w:rPr>
-                <w:color w:val="000000"/>
-                <w:sz w:val="19"/>
-              </w:rPr>
-              <w:t>「騎出你的減碳力！YouBike 減碳挑戰賽」成功將綠色低碳運具概念內化為師生之日常直覺。透過數位 APP 群組追蹤與具體獎勵機制，成功帶動逾百位師生長期投入低碳通勤，圓滿達成子計畫H 所設定之『舉辦淨零永續競賽 1 場』之自訂績效目標（達成率 100%），為校園碳中和目標奠定深厚且可持續之群眾基石！</w:t>
-            </w:r>
-          </w:p>
-        </w:tc>
-      </w:tr>
-    </w:tbl>
     <w:p>
       <w:pPr>
-        <w:spacing w:after="40"/>
+        <w:spacing w:before="100" w:after="100" w:line="300" w:lineRule="auto"/>
       </w:pPr>
+      <w:r>
+        <w:rPr>
+          <w:rFonts w:ascii="Arial" w:hAnsi="Arial"/>
+          <w:b/>
+          <w:color w:val="000000"/>
+          <w:sz w:val="20"/>
+        </w:rPr>
+        <w:t xml:space="preserve">【校園淨零競賽實踐成效】 </w:t>
+      </w:r>
+      <w:r>
+        <w:rPr>
+          <w:rFonts w:ascii="Arial" w:hAnsi="Arial"/>
+          <w:color w:val="000000"/>
+          <w:sz w:val="20"/>
+        </w:rPr>
+        <w:t>「騎出你的減碳力！YouBike 減碳挑戰賽」成功將綠色低碳運具概念內化為師生之日常直覺。透過數位 APP 群組追蹤與具體獎勵機制，成功帶動逾百位師生長期投入低碳通勤，圓滿達成子計畫H 所設定之『舉辦淨零永續競賽 1 場』之自訂績效目標（達成率 100%），為校園碳中和目標奠定深厚且可持續之群眾基石！</w:t>
+      </w:r>
     </w:p>
     <w:p>
       <w:pPr>
